--- a/个人仓库/2405070206-陈宇涵/机器学习.docx
+++ b/个人仓库/2405070206-陈宇涵/机器学习.docx
@@ -4,50 +4,31 @@
   <w:body>
     <w:p>
       <w:pPr>
-        <w:rPr>
-          <w:b/>
-          <w:bCs/>
-          <w:sz w:val="44"/>
-          <w:szCs w:val="44"/>
-        </w:rPr>
-      </w:pPr>
-      <w:r>
-        <w:rPr>
-          <w:rFonts w:hint="eastAsia"/>
-          <w:b/>
-          <w:bCs/>
-          <w:sz w:val="44"/>
-          <w:szCs w:val="44"/>
+        <w:pStyle w:val="1"/>
+        <w:rPr>
+          <w:rFonts w:hint="eastAsia"/>
+        </w:rPr>
+      </w:pPr>
+      <w:r>
+        <w:rPr>
+          <w:rFonts w:hint="eastAsia"/>
         </w:rPr>
         <w:t>机器学习</w:t>
       </w:r>
     </w:p>
     <w:p>
       <w:pPr>
-        <w:rPr>
-          <w:rFonts w:hint="eastAsia"/>
-          <w:b/>
-          <w:bCs/>
-          <w:sz w:val="44"/>
-          <w:szCs w:val="44"/>
-        </w:rPr>
-      </w:pPr>
-      <w:r>
-        <w:rPr>
-          <w:b/>
-          <w:bCs/>
-          <w:sz w:val="44"/>
-          <w:szCs w:val="44"/>
-        </w:rPr>
+        <w:pStyle w:val="1"/>
+        <w:rPr>
+          <w:rFonts w:hint="eastAsia"/>
+        </w:rPr>
+      </w:pPr>
+      <w:r>
         <w:t>第一节（</w:t>
       </w:r>
       <w:r>
         <w:rPr>
           <w:rFonts w:hint="eastAsia"/>
-          <w:b/>
-          <w:bCs/>
-          <w:sz w:val="44"/>
-          <w:szCs w:val="44"/>
         </w:rPr>
         <w:t>上）</w:t>
       </w:r>
@@ -181,7 +162,7 @@
                     <pic:cNvPicPr/>
                   </pic:nvPicPr>
                   <pic:blipFill>
-                    <a:blip r:embed="rId4"/>
+                    <a:blip r:embed="rId7"/>
                     <a:stretch>
                       <a:fillRect/>
                     </a:stretch>
@@ -254,7 +235,7 @@
                     <pic:cNvPicPr/>
                   </pic:nvPicPr>
                   <pic:blipFill>
-                    <a:blip r:embed="rId5"/>
+                    <a:blip r:embed="rId8"/>
                     <a:stretch>
                       <a:fillRect/>
                     </a:stretch>
@@ -353,23 +334,14 @@
     </w:p>
     <w:p>
       <w:pPr>
-        <w:rPr>
-          <w:rFonts w:hint="eastAsia"/>
-          <w:b/>
-          <w:bCs/>
-          <w:color w:val="000000" w:themeColor="text1"/>
-          <w:sz w:val="44"/>
-          <w:szCs w:val="44"/>
-        </w:rPr>
-      </w:pPr>
-      <w:r>
-        <w:rPr>
-          <w:rFonts w:hint="eastAsia"/>
-          <w:b/>
-          <w:bCs/>
-          <w:color w:val="000000" w:themeColor="text1"/>
-          <w:sz w:val="44"/>
-          <w:szCs w:val="44"/>
+        <w:pStyle w:val="1"/>
+        <w:rPr>
+          <w:rFonts w:hint="eastAsia"/>
+        </w:rPr>
+      </w:pPr>
+      <w:r>
+        <w:rPr>
+          <w:rFonts w:hint="eastAsia"/>
         </w:rPr>
         <w:t>第一节（下）</w:t>
       </w:r>
@@ -377,6 +349,7 @@
     <w:p>
       <w:pPr>
         <w:rPr>
+          <w:rFonts w:hint="eastAsia"/>
           <w:b/>
           <w:bCs/>
           <w:color w:val="000000" w:themeColor="text1"/>
@@ -414,32 +387,36 @@
     <w:p>
       <w:pPr>
         <w:rPr>
-          <w:b/>
-          <w:bCs/>
-          <w:color w:val="000000" w:themeColor="text1"/>
-        </w:rPr>
-      </w:pPr>
-      <w:r>
-        <w:rPr>
-          <w:b/>
-          <w:bCs/>
-          <w:color w:val="000000" w:themeColor="text1"/>
-        </w:rPr>
+          <w:rFonts w:hint="eastAsia"/>
+          <w:b/>
+          <w:bCs/>
+          <w:color w:val="000000" w:themeColor="text1"/>
+        </w:rPr>
+      </w:pPr>
+      <w:r>
+        <w:rPr>
+          <w:b/>
+          <w:bCs/>
+          <w:color w:val="000000" w:themeColor="text1"/>
+        </w:rPr>
+        <w:lastRenderedPageBreak/>
         <w:t>线性模型太过简单——使用更加复杂的模型：比如piecewise linear curve多条折线</w:t>
       </w:r>
     </w:p>
     <w:p>
       <w:pPr>
         <w:rPr>
-          <w:b/>
-          <w:bCs/>
-          <w:color w:val="000000" w:themeColor="text1"/>
-        </w:rPr>
-      </w:pPr>
-      <w:r>
-        <w:rPr>
-          <w:b/>
-          <w:bCs/>
+          <w:rFonts w:hint="eastAsia"/>
+          <w:b/>
+          <w:bCs/>
+          <w:color w:val="000000" w:themeColor="text1"/>
+        </w:rPr>
+      </w:pPr>
+      <w:r>
+        <w:rPr>
+          <w:b/>
+          <w:bCs/>
+          <w:noProof/>
           <w:color w:val="000000" w:themeColor="text1"/>
         </w:rPr>
         <w:drawing>
@@ -458,7 +435,7 @@
                     <pic:cNvPicPr/>
                   </pic:nvPicPr>
                   <pic:blipFill>
-                    <a:blip r:embed="rId6"/>
+                    <a:blip r:embed="rId9"/>
                     <a:stretch>
                       <a:fillRect/>
                     </a:stretch>
@@ -482,19 +459,19 @@
     <w:p>
       <w:pPr>
         <w:rPr>
-          <w:b/>
-          <w:bCs/>
-          <w:color w:val="000000" w:themeColor="text1"/>
-        </w:rPr>
-      </w:pPr>
-      <w:r>
-        <w:rPr>
-          <w:rFonts w:hint="eastAsia"/>
-          <w:b/>
-          <w:bCs/>
-          <w:color w:val="000000" w:themeColor="text1"/>
-        </w:rPr>
-        <w:lastRenderedPageBreak/>
+          <w:rFonts w:hint="eastAsia"/>
+          <w:b/>
+          <w:bCs/>
+          <w:color w:val="000000" w:themeColor="text1"/>
+        </w:rPr>
+      </w:pPr>
+      <w:r>
+        <w:rPr>
+          <w:rFonts w:hint="eastAsia"/>
+          <w:b/>
+          <w:bCs/>
+          <w:color w:val="000000" w:themeColor="text1"/>
+        </w:rPr>
         <w:t>（红色线段由许多蓝色线段组成）</w:t>
       </w:r>
       <w:r>
@@ -510,6 +487,7 @@
     <w:p>
       <w:pPr>
         <w:rPr>
+          <w:rFonts w:hint="eastAsia"/>
           <w:b/>
           <w:bCs/>
           <w:color w:val="000000" w:themeColor="text1"/>
@@ -546,15 +524,17 @@
     <w:p>
       <w:pPr>
         <w:rPr>
-          <w:b/>
-          <w:bCs/>
-          <w:color w:val="000000" w:themeColor="text1"/>
-        </w:rPr>
-      </w:pPr>
-      <w:r>
-        <w:rPr>
-          <w:b/>
-          <w:bCs/>
+          <w:rFonts w:hint="eastAsia"/>
+          <w:b/>
+          <w:bCs/>
+          <w:color w:val="000000" w:themeColor="text1"/>
+        </w:rPr>
+      </w:pPr>
+      <w:r>
+        <w:rPr>
+          <w:b/>
+          <w:bCs/>
+          <w:noProof/>
           <w:color w:val="000000" w:themeColor="text1"/>
         </w:rPr>
         <w:drawing>
@@ -573,7 +553,7 @@
                     <pic:cNvPicPr/>
                   </pic:nvPicPr>
                   <pic:blipFill>
-                    <a:blip r:embed="rId7"/>
+                    <a:blip r:embed="rId10"/>
                     <a:stretch>
                       <a:fillRect/>
                     </a:stretch>
@@ -597,52 +577,38 @@
     <w:p>
       <w:pPr>
         <w:rPr>
-          <w:b/>
-          <w:bCs/>
-          <w:color w:val="000000" w:themeColor="text1"/>
-        </w:rPr>
-      </w:pPr>
-      <w:r>
-        <w:rPr>
-          <w:b/>
-          <w:bCs/>
-          <w:color w:val="000000" w:themeColor="text1"/>
-        </w:rPr>
-        <w:t>调整</w:t>
-      </w:r>
-      <w:proofErr w:type="spellStart"/>
-      <w:r>
-        <w:rPr>
-          <w:b/>
-          <w:bCs/>
-          <w:color w:val="000000" w:themeColor="text1"/>
-        </w:rPr>
-        <w:t>c,b,w</w:t>
-      </w:r>
-      <w:proofErr w:type="spellEnd"/>
-      <w:r>
-        <w:rPr>
-          <w:b/>
-          <w:bCs/>
-          <w:color w:val="000000" w:themeColor="text1"/>
-        </w:rPr>
-        <w:t>就可以改变此函数</w:t>
-      </w:r>
-    </w:p>
-    <w:p>
-      <w:pPr>
-        <w:rPr>
-          <w:b/>
-          <w:bCs/>
-          <w:color w:val="000000" w:themeColor="text1"/>
-        </w:rPr>
-      </w:pPr>
-      <w:r>
-        <w:rPr>
-          <w:b/>
-          <w:bCs/>
-          <w:color w:val="000000" w:themeColor="text1"/>
-        </w:rPr>
+          <w:rFonts w:hint="eastAsia"/>
+          <w:b/>
+          <w:bCs/>
+          <w:color w:val="000000" w:themeColor="text1"/>
+        </w:rPr>
+      </w:pPr>
+      <w:r>
+        <w:rPr>
+          <w:b/>
+          <w:bCs/>
+          <w:color w:val="000000" w:themeColor="text1"/>
+        </w:rPr>
+        <w:t>调整c,b,w就可以改变此函数</w:t>
+      </w:r>
+    </w:p>
+    <w:p>
+      <w:pPr>
+        <w:rPr>
+          <w:rFonts w:hint="eastAsia"/>
+          <w:b/>
+          <w:bCs/>
+          <w:color w:val="000000" w:themeColor="text1"/>
+        </w:rPr>
+      </w:pPr>
+      <w:r>
+        <w:rPr>
+          <w:b/>
+          <w:bCs/>
+          <w:noProof/>
+          <w:color w:val="000000" w:themeColor="text1"/>
+        </w:rPr>
+        <w:lastRenderedPageBreak/>
         <w:drawing>
           <wp:inline distT="0" distB="0" distL="0" distR="0" wp14:anchorId="756A9E9F" wp14:editId="16542DC1">
             <wp:extent cx="4496427" cy="4115374"/>
@@ -659,7 +625,7 @@
                     <pic:cNvPicPr/>
                   </pic:nvPicPr>
                   <pic:blipFill>
-                    <a:blip r:embed="rId8"/>
+                    <a:blip r:embed="rId11"/>
                     <a:stretch>
                       <a:fillRect/>
                     </a:stretch>
@@ -683,24 +649,27 @@
     <w:p>
       <w:pPr>
         <w:rPr>
-          <w:b/>
-          <w:bCs/>
-          <w:color w:val="000000" w:themeColor="text1"/>
-        </w:rPr>
-      </w:pPr>
-    </w:p>
-    <w:p>
-      <w:pPr>
-        <w:rPr>
-          <w:b/>
-          <w:bCs/>
-          <w:color w:val="000000" w:themeColor="text1"/>
-        </w:rPr>
-      </w:pPr>
-    </w:p>
-    <w:p>
-      <w:pPr>
-        <w:rPr>
+          <w:rFonts w:hint="eastAsia"/>
+          <w:b/>
+          <w:bCs/>
+          <w:color w:val="000000" w:themeColor="text1"/>
+        </w:rPr>
+      </w:pPr>
+    </w:p>
+    <w:p>
+      <w:pPr>
+        <w:rPr>
+          <w:rFonts w:hint="eastAsia"/>
+          <w:b/>
+          <w:bCs/>
+          <w:color w:val="000000" w:themeColor="text1"/>
+        </w:rPr>
+      </w:pPr>
+    </w:p>
+    <w:p>
+      <w:pPr>
+        <w:rPr>
+          <w:rFonts w:hint="eastAsia"/>
           <w:b/>
           <w:bCs/>
           <w:color w:val="000000" w:themeColor="text1"/>
@@ -718,15 +687,17 @@
     <w:p>
       <w:pPr>
         <w:rPr>
-          <w:b/>
-          <w:bCs/>
-          <w:color w:val="000000" w:themeColor="text1"/>
-        </w:rPr>
-      </w:pPr>
-      <w:r>
-        <w:rPr>
-          <w:b/>
-          <w:bCs/>
+          <w:rFonts w:hint="eastAsia"/>
+          <w:b/>
+          <w:bCs/>
+          <w:color w:val="000000" w:themeColor="text1"/>
+        </w:rPr>
+      </w:pPr>
+      <w:r>
+        <w:rPr>
+          <w:b/>
+          <w:bCs/>
+          <w:noProof/>
           <w:color w:val="000000" w:themeColor="text1"/>
         </w:rPr>
         <w:drawing>
@@ -745,7 +716,7 @@
                     <pic:cNvPicPr/>
                   </pic:nvPicPr>
                   <pic:blipFill>
-                    <a:blip r:embed="rId9"/>
+                    <a:blip r:embed="rId12"/>
                     <a:stretch>
                       <a:fillRect/>
                     </a:stretch>
@@ -769,6 +740,7 @@
     <w:p>
       <w:pPr>
         <w:rPr>
+          <w:rFonts w:hint="eastAsia"/>
           <w:b/>
           <w:bCs/>
           <w:color w:val="000000" w:themeColor="text1"/>
@@ -786,17 +758,20 @@
     <w:p>
       <w:pPr>
         <w:rPr>
-          <w:b/>
-          <w:bCs/>
-          <w:color w:val="000000" w:themeColor="text1"/>
-        </w:rPr>
-      </w:pPr>
-      <w:r>
-        <w:rPr>
-          <w:b/>
-          <w:bCs/>
-          <w:color w:val="000000" w:themeColor="text1"/>
-        </w:rPr>
+          <w:rFonts w:hint="eastAsia"/>
+          <w:b/>
+          <w:bCs/>
+          <w:color w:val="000000" w:themeColor="text1"/>
+        </w:rPr>
+      </w:pPr>
+      <w:r>
+        <w:rPr>
+          <w:b/>
+          <w:bCs/>
+          <w:noProof/>
+          <w:color w:val="000000" w:themeColor="text1"/>
+        </w:rPr>
+        <w:lastRenderedPageBreak/>
         <w:drawing>
           <wp:inline distT="0" distB="0" distL="0" distR="0" wp14:anchorId="28CFF8FD" wp14:editId="4D8FCE56">
             <wp:extent cx="4229690" cy="3458058"/>
@@ -813,7 +788,7 @@
                     <pic:cNvPicPr/>
                   </pic:nvPicPr>
                   <pic:blipFill>
-                    <a:blip r:embed="rId10"/>
+                    <a:blip r:embed="rId13"/>
                     <a:stretch>
                       <a:fillRect/>
                     </a:stretch>
@@ -837,6 +812,7 @@
     <w:p>
       <w:pPr>
         <w:rPr>
+          <w:rFonts w:hint="eastAsia"/>
           <w:b/>
           <w:bCs/>
           <w:color w:val="000000" w:themeColor="text1"/>
@@ -854,15 +830,17 @@
     <w:p>
       <w:pPr>
         <w:rPr>
-          <w:b/>
-          <w:bCs/>
-          <w:color w:val="000000" w:themeColor="text1"/>
-        </w:rPr>
-      </w:pPr>
-      <w:r>
-        <w:rPr>
-          <w:b/>
-          <w:bCs/>
+          <w:rFonts w:hint="eastAsia"/>
+          <w:b/>
+          <w:bCs/>
+          <w:color w:val="000000" w:themeColor="text1"/>
+        </w:rPr>
+      </w:pPr>
+      <w:r>
+        <w:rPr>
+          <w:b/>
+          <w:bCs/>
+          <w:noProof/>
           <w:color w:val="000000" w:themeColor="text1"/>
         </w:rPr>
         <w:drawing>
@@ -881,7 +859,7 @@
                     <pic:cNvPicPr/>
                   </pic:nvPicPr>
                   <pic:blipFill>
-                    <a:blip r:embed="rId11"/>
+                    <a:blip r:embed="rId14"/>
                     <a:stretch>
                       <a:fillRect/>
                     </a:stretch>
@@ -905,19 +883,19 @@
     <w:p>
       <w:pPr>
         <w:rPr>
-          <w:b/>
-          <w:bCs/>
-          <w:color w:val="000000" w:themeColor="text1"/>
-        </w:rPr>
-      </w:pPr>
-      <w:r>
-        <w:rPr>
-          <w:rFonts w:hint="eastAsia"/>
-          <w:b/>
-          <w:bCs/>
-          <w:color w:val="000000" w:themeColor="text1"/>
-        </w:rPr>
-        <w:lastRenderedPageBreak/>
+          <w:rFonts w:hint="eastAsia"/>
+          <w:b/>
+          <w:bCs/>
+          <w:color w:val="000000" w:themeColor="text1"/>
+        </w:rPr>
+      </w:pPr>
+      <w:r>
+        <w:rPr>
+          <w:rFonts w:hint="eastAsia"/>
+          <w:b/>
+          <w:bCs/>
+          <w:color w:val="000000" w:themeColor="text1"/>
+        </w:rPr>
         <w:t>6.</w:t>
       </w:r>
       <w:r>
@@ -979,7 +957,7 @@
                     </pic:cNvPicPr>
                   </pic:nvPicPr>
                   <pic:blipFill>
-                    <a:blip r:embed="rId12">
+                    <a:blip r:embed="rId15">
                       <a:extLst>
                         <a:ext uri="{28A0092B-C50C-407E-A947-70E740481C1C}">
                           <a14:useLocalDpi xmlns:a14="http://schemas.microsoft.com/office/drawing/2010/main" val="0"/>
@@ -1044,17 +1022,20 @@
     <w:p>
       <w:pPr>
         <w:rPr>
-          <w:b/>
-          <w:bCs/>
-          <w:color w:val="000000" w:themeColor="text1"/>
-        </w:rPr>
-      </w:pPr>
-      <w:r>
-        <w:rPr>
-          <w:b/>
-          <w:bCs/>
-          <w:color w:val="000000" w:themeColor="text1"/>
-        </w:rPr>
+          <w:rFonts w:hint="eastAsia"/>
+          <w:b/>
+          <w:bCs/>
+          <w:color w:val="000000" w:themeColor="text1"/>
+        </w:rPr>
+      </w:pPr>
+      <w:r>
+        <w:rPr>
+          <w:b/>
+          <w:bCs/>
+          <w:noProof/>
+          <w:color w:val="000000" w:themeColor="text1"/>
+        </w:rPr>
+        <w:lastRenderedPageBreak/>
         <w:drawing>
           <wp:inline distT="0" distB="0" distL="0" distR="0" wp14:anchorId="68C281EE" wp14:editId="08FF8472">
             <wp:extent cx="4915586" cy="3219899"/>
@@ -1071,7 +1052,7 @@
                     <pic:cNvPicPr/>
                   </pic:nvPicPr>
                   <pic:blipFill>
-                    <a:blip r:embed="rId13"/>
+                    <a:blip r:embed="rId16"/>
                     <a:stretch>
                       <a:fillRect/>
                     </a:stretch>
@@ -1113,6 +1094,7 @@
     <w:p>
       <w:pPr>
         <w:rPr>
+          <w:rFonts w:hint="eastAsia"/>
           <w:b/>
           <w:bCs/>
           <w:color w:val="000000" w:themeColor="text1"/>
@@ -1143,39 +1125,23 @@
           <w:bCs/>
           <w:color w:val="000000" w:themeColor="text1"/>
         </w:rPr>
-        <w:t>更多变形：</w:t>
-      </w:r>
-      <w:proofErr w:type="spellStart"/>
-      <w:r>
-        <w:rPr>
-          <w:b/>
-          <w:bCs/>
-          <w:color w:val="000000" w:themeColor="text1"/>
-        </w:rPr>
-        <w:t>ReLU</w:t>
-      </w:r>
-      <w:proofErr w:type="spellEnd"/>
-      <w:r>
-        <w:rPr>
-          <w:b/>
-          <w:bCs/>
-          <w:color w:val="000000" w:themeColor="text1"/>
-        </w:rPr>
-        <w:t>，这比较方便与0比较大小，写作如下</w:t>
-      </w:r>
-    </w:p>
-    <w:p>
-      <w:pPr>
-        <w:rPr>
-          <w:b/>
-          <w:bCs/>
-          <w:color w:val="000000" w:themeColor="text1"/>
-        </w:rPr>
-      </w:pPr>
-      <w:r>
-        <w:rPr>
-          <w:b/>
-          <w:bCs/>
+        <w:t>更多变形：ReLU，这比较方便与0比较大小，写作如下</w:t>
+      </w:r>
+    </w:p>
+    <w:p>
+      <w:pPr>
+        <w:rPr>
+          <w:rFonts w:hint="eastAsia"/>
+          <w:b/>
+          <w:bCs/>
+          <w:color w:val="000000" w:themeColor="text1"/>
+        </w:rPr>
+      </w:pPr>
+      <w:r>
+        <w:rPr>
+          <w:b/>
+          <w:bCs/>
+          <w:noProof/>
           <w:color w:val="000000" w:themeColor="text1"/>
         </w:rPr>
         <w:drawing>
@@ -1194,7 +1160,7 @@
                     <pic:cNvPicPr/>
                   </pic:nvPicPr>
                   <pic:blipFill>
-                    <a:blip r:embed="rId14"/>
+                    <a:blip r:embed="rId17"/>
                     <a:stretch>
                       <a:fillRect/>
                     </a:stretch>
@@ -1218,6 +1184,7 @@
     <w:p>
       <w:pPr>
         <w:rPr>
+          <w:rFonts w:hint="eastAsia"/>
           <w:b/>
           <w:bCs/>
           <w:color w:val="000000" w:themeColor="text1"/>
@@ -1244,15 +1211,17 @@
     <w:p>
       <w:pPr>
         <w:rPr>
-          <w:b/>
-          <w:bCs/>
-          <w:color w:val="000000" w:themeColor="text1"/>
-        </w:rPr>
-      </w:pPr>
-      <w:r>
-        <w:rPr>
-          <w:b/>
-          <w:bCs/>
+          <w:rFonts w:hint="eastAsia"/>
+          <w:b/>
+          <w:bCs/>
+          <w:color w:val="000000" w:themeColor="text1"/>
+        </w:rPr>
+      </w:pPr>
+      <w:r>
+        <w:rPr>
+          <w:b/>
+          <w:bCs/>
+          <w:noProof/>
           <w:color w:val="000000" w:themeColor="text1"/>
         </w:rPr>
         <w:drawing>
@@ -1271,7 +1240,7 @@
                     <pic:cNvPicPr/>
                   </pic:nvPicPr>
                   <pic:blipFill>
-                    <a:blip r:embed="rId15"/>
+                    <a:blip r:embed="rId18"/>
                     <a:stretch>
                       <a:fillRect/>
                     </a:stretch>
@@ -1295,6 +1264,7 @@
     <w:p>
       <w:pPr>
         <w:rPr>
+          <w:rFonts w:hint="eastAsia"/>
           <w:b/>
           <w:bCs/>
           <w:color w:val="000000" w:themeColor="text1"/>
@@ -1332,50 +1302,35 @@
     <w:p>
       <w:pPr>
         <w:rPr>
-          <w:b/>
-          <w:bCs/>
-          <w:color w:val="000000" w:themeColor="text1"/>
-        </w:rPr>
-      </w:pPr>
-      <w:r>
-        <w:rPr>
-          <w:b/>
-          <w:bCs/>
-          <w:color w:val="000000" w:themeColor="text1"/>
-        </w:rPr>
-        <w:t>这里的sig或</w:t>
-      </w:r>
-      <w:proofErr w:type="spellStart"/>
-      <w:r>
-        <w:rPr>
-          <w:b/>
-          <w:bCs/>
-          <w:color w:val="000000" w:themeColor="text1"/>
-        </w:rPr>
-        <w:t>ReLU</w:t>
-      </w:r>
-      <w:proofErr w:type="spellEnd"/>
-      <w:r>
-        <w:rPr>
-          <w:b/>
-          <w:bCs/>
-          <w:color w:val="000000" w:themeColor="text1"/>
-        </w:rPr>
-        <w:t>就叫做neuron，整体就叫做神经网络</w:t>
-      </w:r>
-    </w:p>
-    <w:p>
-      <w:pPr>
-        <w:rPr>
-          <w:b/>
-          <w:bCs/>
-          <w:color w:val="000000" w:themeColor="text1"/>
-        </w:rPr>
-      </w:pPr>
-      <w:r>
-        <w:rPr>
-          <w:b/>
-          <w:bCs/>
+          <w:rFonts w:hint="eastAsia"/>
+          <w:b/>
+          <w:bCs/>
+          <w:color w:val="000000" w:themeColor="text1"/>
+        </w:rPr>
+      </w:pPr>
+      <w:r>
+        <w:rPr>
+          <w:b/>
+          <w:bCs/>
+          <w:color w:val="000000" w:themeColor="text1"/>
+        </w:rPr>
+        <w:t>这里的sig或ReLU就叫做neuron，整体就叫做神经网络</w:t>
+      </w:r>
+    </w:p>
+    <w:p>
+      <w:pPr>
+        <w:rPr>
+          <w:rFonts w:hint="eastAsia"/>
+          <w:b/>
+          <w:bCs/>
+          <w:color w:val="000000" w:themeColor="text1"/>
+        </w:rPr>
+      </w:pPr>
+      <w:r>
+        <w:rPr>
+          <w:b/>
+          <w:bCs/>
+          <w:noProof/>
           <w:color w:val="000000" w:themeColor="text1"/>
         </w:rPr>
         <w:lastRenderedPageBreak/>
@@ -1395,7 +1350,7 @@
                     <pic:cNvPicPr/>
                   </pic:nvPicPr>
                   <pic:blipFill>
-                    <a:blip r:embed="rId16"/>
+                    <a:blip r:embed="rId19"/>
                     <a:stretch>
                       <a:fillRect/>
                     </a:stretch>
@@ -1419,6 +1374,7 @@
     <w:p>
       <w:pPr>
         <w:rPr>
+          <w:rFonts w:hint="eastAsia"/>
           <w:b/>
           <w:bCs/>
           <w:color w:val="000000" w:themeColor="text1"/>
@@ -1459,6 +1415,1290 @@
         </w:rPr>
         <w:t>overfitting/过拟合：在训练数据上更好，在预测数据上更差</w:t>
       </w:r>
+    </w:p>
+    <w:p>
+      <w:pPr>
+        <w:pStyle w:val="1"/>
+        <w:rPr>
+          <w:rFonts w:hint="eastAsia"/>
+        </w:rPr>
+      </w:pPr>
+      <w:r>
+        <w:rPr>
+          <w:rFonts w:hint="eastAsia"/>
+        </w:rPr>
+        <w:t>第二节</w:t>
+      </w:r>
+    </w:p>
+    <w:p>
+      <w:pPr>
+        <w:pStyle w:val="a9"/>
+        <w:numPr>
+          <w:ilvl w:val="0"/>
+          <w:numId w:val="1"/>
+        </w:numPr>
+        <w:rPr>
+          <w:rFonts w:hint="eastAsia"/>
+        </w:rPr>
+      </w:pPr>
+      <w:r>
+        <w:t>用θ表示所有未知参量</w:t>
+      </w:r>
+      <w:r>
+        <w:rPr>
+          <w:rFonts w:hint="eastAsia"/>
+        </w:rPr>
+        <w:t>。</w:t>
+      </w:r>
+      <w:r>
+        <w:t>想要得到更好的结果，流程：</w:t>
+      </w:r>
+    </w:p>
+    <w:p>
+      <w:pPr>
+        <w:rPr>
+          <w:rFonts w:hint="eastAsia"/>
+        </w:rPr>
+      </w:pPr>
+      <w:r>
+        <w:rPr>
+          <w:noProof/>
+        </w:rPr>
+        <w:drawing>
+          <wp:inline distT="0" distB="0" distL="0" distR="0" wp14:anchorId="6E8CCD20" wp14:editId="357BD8F1">
+            <wp:extent cx="2174405" cy="1787011"/>
+            <wp:effectExtent l="0" t="0" r="0" b="3810"/>
+            <wp:docPr id="1706692056" name="图片 1"/>
+            <wp:cNvGraphicFramePr>
+              <a:graphicFrameLocks xmlns:a="http://schemas.openxmlformats.org/drawingml/2006/main" noChangeAspect="1"/>
+            </wp:cNvGraphicFramePr>
+            <a:graphic xmlns:a="http://schemas.openxmlformats.org/drawingml/2006/main">
+              <a:graphicData uri="http://schemas.openxmlformats.org/drawingml/2006/picture">
+                <pic:pic xmlns:pic="http://schemas.openxmlformats.org/drawingml/2006/picture">
+                  <pic:nvPicPr>
+                    <pic:cNvPr id="1706692056" name=""/>
+                    <pic:cNvPicPr/>
+                  </pic:nvPicPr>
+                  <pic:blipFill>
+                    <a:blip r:embed="rId20"/>
+                    <a:stretch>
+                      <a:fillRect/>
+                    </a:stretch>
+                  </pic:blipFill>
+                  <pic:spPr>
+                    <a:xfrm>
+                      <a:off x="0" y="0"/>
+                      <a:ext cx="2178481" cy="1790361"/>
+                    </a:xfrm>
+                    <a:prstGeom prst="rect">
+                      <a:avLst/>
+                    </a:prstGeom>
+                  </pic:spPr>
+                </pic:pic>
+              </a:graphicData>
+            </a:graphic>
+          </wp:inline>
+        </w:drawing>
+      </w:r>
+    </w:p>
+    <w:p>
+      <w:pPr>
+        <w:pStyle w:val="a9"/>
+        <w:numPr>
+          <w:ilvl w:val="0"/>
+          <w:numId w:val="1"/>
+        </w:numPr>
+        <w:rPr>
+          <w:rFonts w:hint="eastAsia"/>
+        </w:rPr>
+      </w:pPr>
+      <w:r>
+        <w:t>出现model bias，可以修改模型，加宽/加深：</w:t>
+      </w:r>
+    </w:p>
+    <w:p>
+      <w:pPr>
+        <w:pStyle w:val="a9"/>
+        <w:ind w:left="360"/>
+        <w:rPr>
+          <w:rFonts w:hint="eastAsia"/>
+        </w:rPr>
+      </w:pPr>
+      <w:r>
+        <w:rPr>
+          <w:noProof/>
+        </w:rPr>
+        <w:lastRenderedPageBreak/>
+        <w:drawing>
+          <wp:inline distT="0" distB="0" distL="0" distR="0" wp14:anchorId="4F479C1A" wp14:editId="3365ADF9">
+            <wp:extent cx="2548241" cy="2038593"/>
+            <wp:effectExtent l="0" t="0" r="5080" b="0"/>
+            <wp:docPr id="1693618845" name="图片 1"/>
+            <wp:cNvGraphicFramePr>
+              <a:graphicFrameLocks xmlns:a="http://schemas.openxmlformats.org/drawingml/2006/main" noChangeAspect="1"/>
+            </wp:cNvGraphicFramePr>
+            <a:graphic xmlns:a="http://schemas.openxmlformats.org/drawingml/2006/main">
+              <a:graphicData uri="http://schemas.openxmlformats.org/drawingml/2006/picture">
+                <pic:pic xmlns:pic="http://schemas.openxmlformats.org/drawingml/2006/picture">
+                  <pic:nvPicPr>
+                    <pic:cNvPr id="1693618845" name=""/>
+                    <pic:cNvPicPr/>
+                  </pic:nvPicPr>
+                  <pic:blipFill>
+                    <a:blip r:embed="rId21"/>
+                    <a:stretch>
+                      <a:fillRect/>
+                    </a:stretch>
+                  </pic:blipFill>
+                  <pic:spPr>
+                    <a:xfrm>
+                      <a:off x="0" y="0"/>
+                      <a:ext cx="2565654" cy="2052524"/>
+                    </a:xfrm>
+                    <a:prstGeom prst="rect">
+                      <a:avLst/>
+                    </a:prstGeom>
+                  </pic:spPr>
+                </pic:pic>
+              </a:graphicData>
+            </a:graphic>
+          </wp:inline>
+        </w:drawing>
+      </w:r>
+    </w:p>
+    <w:p>
+      <w:pPr>
+        <w:pStyle w:val="a9"/>
+        <w:numPr>
+          <w:ilvl w:val="0"/>
+          <w:numId w:val="1"/>
+        </w:numPr>
+        <w:rPr>
+          <w:rFonts w:hint="eastAsia"/>
+          <w:b/>
+          <w:bCs/>
+        </w:rPr>
+      </w:pPr>
+      <w:r>
+        <w:rPr>
+          <w:b/>
+          <w:bCs/>
+        </w:rPr>
+        <w:t>出现了optimization的问题：</w:t>
+      </w:r>
+    </w:p>
+    <w:p>
+      <w:pPr>
+        <w:pStyle w:val="a9"/>
+        <w:ind w:left="360"/>
+        <w:rPr>
+          <w:rFonts w:hint="eastAsia"/>
+        </w:rPr>
+      </w:pPr>
+      <w:r>
+        <w:rPr>
+          <w:noProof/>
+        </w:rPr>
+        <w:drawing>
+          <wp:inline distT="0" distB="0" distL="0" distR="0" wp14:anchorId="27500953" wp14:editId="6D76625C">
+            <wp:extent cx="2989715" cy="2053601"/>
+            <wp:effectExtent l="0" t="0" r="1270" b="3810"/>
+            <wp:docPr id="682142995" name="图片 1"/>
+            <wp:cNvGraphicFramePr>
+              <a:graphicFrameLocks xmlns:a="http://schemas.openxmlformats.org/drawingml/2006/main" noChangeAspect="1"/>
+            </wp:cNvGraphicFramePr>
+            <a:graphic xmlns:a="http://schemas.openxmlformats.org/drawingml/2006/main">
+              <a:graphicData uri="http://schemas.openxmlformats.org/drawingml/2006/picture">
+                <pic:pic xmlns:pic="http://schemas.openxmlformats.org/drawingml/2006/picture">
+                  <pic:nvPicPr>
+                    <pic:cNvPr id="682142995" name=""/>
+                    <pic:cNvPicPr/>
+                  </pic:nvPicPr>
+                  <pic:blipFill>
+                    <a:blip r:embed="rId22"/>
+                    <a:stretch>
+                      <a:fillRect/>
+                    </a:stretch>
+                  </pic:blipFill>
+                  <pic:spPr>
+                    <a:xfrm>
+                      <a:off x="0" y="0"/>
+                      <a:ext cx="3000217" cy="2060815"/>
+                    </a:xfrm>
+                    <a:prstGeom prst="rect">
+                      <a:avLst/>
+                    </a:prstGeom>
+                  </pic:spPr>
+                </pic:pic>
+              </a:graphicData>
+            </a:graphic>
+          </wp:inline>
+        </w:drawing>
+      </w:r>
+    </w:p>
+    <w:p>
+      <w:pPr>
+        <w:pStyle w:val="a9"/>
+        <w:numPr>
+          <w:ilvl w:val="0"/>
+          <w:numId w:val="1"/>
+        </w:numPr>
+        <w:rPr>
+          <w:rFonts w:hint="eastAsia"/>
+          <w:b/>
+          <w:bCs/>
+        </w:rPr>
+      </w:pPr>
+      <w:r>
+        <w:rPr>
+          <w:b/>
+          <w:bCs/>
+        </w:rPr>
+        <w:t>如何判断这两个问题究竟是哪个？</w:t>
+      </w:r>
+    </w:p>
+    <w:p>
+      <w:pPr>
+        <w:pStyle w:val="a9"/>
+        <w:ind w:left="360"/>
+        <w:rPr>
+          <w:rFonts w:hint="eastAsia"/>
+          <w:b/>
+          <w:bCs/>
+        </w:rPr>
+      </w:pPr>
+      <w:r>
+        <w:rPr>
+          <w:rFonts w:hint="eastAsia"/>
+          <w:b/>
+          <w:bCs/>
+        </w:rPr>
+        <w:t>方法：比较不同的模型判断model够不够大</w:t>
+      </w:r>
+    </w:p>
+    <w:p>
+      <w:pPr>
+        <w:pStyle w:val="a9"/>
+        <w:ind w:left="360"/>
+        <w:rPr>
+          <w:rFonts w:hint="eastAsia"/>
+        </w:rPr>
+      </w:pPr>
+      <w:r>
+        <w:rPr>
+          <w:noProof/>
+        </w:rPr>
+        <w:drawing>
+          <wp:inline distT="0" distB="0" distL="0" distR="0" wp14:anchorId="2164731D" wp14:editId="28880E45">
+            <wp:extent cx="3499617" cy="2397271"/>
+            <wp:effectExtent l="0" t="0" r="5715" b="3175"/>
+            <wp:docPr id="223148824" name="图片 1"/>
+            <wp:cNvGraphicFramePr>
+              <a:graphicFrameLocks xmlns:a="http://schemas.openxmlformats.org/drawingml/2006/main" noChangeAspect="1"/>
+            </wp:cNvGraphicFramePr>
+            <a:graphic xmlns:a="http://schemas.openxmlformats.org/drawingml/2006/main">
+              <a:graphicData uri="http://schemas.openxmlformats.org/drawingml/2006/picture">
+                <pic:pic xmlns:pic="http://schemas.openxmlformats.org/drawingml/2006/picture">
+                  <pic:nvPicPr>
+                    <pic:cNvPr id="223148824" name=""/>
+                    <pic:cNvPicPr/>
+                  </pic:nvPicPr>
+                  <pic:blipFill>
+                    <a:blip r:embed="rId23"/>
+                    <a:stretch>
+                      <a:fillRect/>
+                    </a:stretch>
+                  </pic:blipFill>
+                  <pic:spPr>
+                    <a:xfrm>
+                      <a:off x="0" y="0"/>
+                      <a:ext cx="3512701" cy="2406234"/>
+                    </a:xfrm>
+                    <a:prstGeom prst="rect">
+                      <a:avLst/>
+                    </a:prstGeom>
+                  </pic:spPr>
+                </pic:pic>
+              </a:graphicData>
+            </a:graphic>
+          </wp:inline>
+        </w:drawing>
+      </w:r>
+    </w:p>
+    <w:p>
+      <w:pPr>
+        <w:pStyle w:val="a9"/>
+        <w:ind w:left="360"/>
+        <w:rPr>
+          <w:rFonts w:hint="eastAsia"/>
+        </w:rPr>
+      </w:pPr>
+      <w:r>
+        <w:rPr>
+          <w:rFonts w:hint="eastAsia"/>
+        </w:rPr>
+        <w:t>（</w:t>
+      </w:r>
+      <w:r>
+        <w:t>56层在训练和测试上都不如20层</w:t>
+      </w:r>
+      <w:r>
+        <w:rPr>
+          <w:rFonts w:hint="eastAsia"/>
+        </w:rPr>
+        <w:t>）</w:t>
+      </w:r>
+    </w:p>
+    <w:p>
+      <w:pPr>
+        <w:pStyle w:val="a9"/>
+        <w:ind w:left="360"/>
+        <w:rPr>
+          <w:rFonts w:hint="eastAsia"/>
+        </w:rPr>
+      </w:pPr>
+      <w:r>
+        <w:t>遇到没有做过的问题，可以先跑浅层模型甚至不是深度学习模型，看看得到的loss，如果更深的模型反而Loss更高，则可能是</w:t>
+      </w:r>
+      <w:r>
+        <w:rPr>
+          <w:rFonts w:hint="eastAsia"/>
+        </w:rPr>
+        <w:t>optimization</w:t>
+      </w:r>
+      <w:r>
+        <w:t>的问题</w:t>
+      </w:r>
+      <w:r>
+        <w:rPr>
+          <w:rFonts w:hint="eastAsia"/>
+        </w:rPr>
+        <w:t>。</w:t>
+      </w:r>
+      <w:r>
+        <w:t>如果在测试集上的loss很大，训练集上loss很小：可能是overfitting</w:t>
+      </w:r>
+      <w:r>
+        <w:rPr>
+          <w:rFonts w:hint="eastAsia"/>
+        </w:rPr>
+        <w:t>的问题</w:t>
+      </w:r>
+    </w:p>
+    <w:p>
+      <w:pPr>
+        <w:pStyle w:val="a9"/>
+        <w:ind w:left="360"/>
+        <w:rPr>
+          <w:rFonts w:hint="eastAsia"/>
+        </w:rPr>
+      </w:pPr>
+    </w:p>
+    <w:p>
+      <w:pPr>
+        <w:pStyle w:val="a9"/>
+        <w:numPr>
+          <w:ilvl w:val="0"/>
+          <w:numId w:val="1"/>
+        </w:numPr>
+        <w:rPr>
+          <w:rFonts w:hint="eastAsia"/>
+          <w:b/>
+          <w:bCs/>
+        </w:rPr>
+      </w:pPr>
+      <w:r>
+        <w:rPr>
+          <w:b/>
+          <w:bCs/>
+        </w:rPr>
+        <w:lastRenderedPageBreak/>
+        <w:t>如何解决overfitting</w:t>
+      </w:r>
+      <w:r>
+        <w:rPr>
+          <w:rFonts w:hint="eastAsia"/>
+          <w:b/>
+          <w:bCs/>
+        </w:rPr>
+        <w:t>问题</w:t>
+      </w:r>
+      <w:r>
+        <w:rPr>
+          <w:b/>
+          <w:bCs/>
+        </w:rPr>
+        <w:t>？</w:t>
+      </w:r>
+    </w:p>
+    <w:p>
+      <w:pPr>
+        <w:pStyle w:val="a9"/>
+        <w:numPr>
+          <w:ilvl w:val="0"/>
+          <w:numId w:val="2"/>
+        </w:numPr>
+        <w:rPr>
+          <w:rFonts w:hint="eastAsia"/>
+        </w:rPr>
+      </w:pPr>
+      <w:r>
+        <w:t>增加训练资料</w:t>
+      </w:r>
+    </w:p>
+    <w:p>
+      <w:pPr>
+        <w:pStyle w:val="a9"/>
+        <w:numPr>
+          <w:ilvl w:val="0"/>
+          <w:numId w:val="2"/>
+        </w:numPr>
+        <w:rPr>
+          <w:rFonts w:hint="eastAsia"/>
+        </w:rPr>
+      </w:pPr>
+      <w:r>
+        <w:t>data augmentation/数据增强，利用对于任务的理解，对于数据进行处理</w:t>
+      </w:r>
+    </w:p>
+    <w:p>
+      <w:pPr>
+        <w:pStyle w:val="a9"/>
+        <w:ind w:left="502"/>
+        <w:rPr>
+          <w:rFonts w:hint="eastAsia"/>
+        </w:rPr>
+      </w:pPr>
+      <w:r>
+        <w:rPr>
+          <w:noProof/>
+        </w:rPr>
+        <w:drawing>
+          <wp:inline distT="0" distB="0" distL="0" distR="0" wp14:anchorId="2962A503" wp14:editId="7FAA3522">
+            <wp:extent cx="3161277" cy="2231107"/>
+            <wp:effectExtent l="0" t="0" r="1270" b="0"/>
+            <wp:docPr id="779980070" name="图片 1"/>
+            <wp:cNvGraphicFramePr>
+              <a:graphicFrameLocks xmlns:a="http://schemas.openxmlformats.org/drawingml/2006/main" noChangeAspect="1"/>
+            </wp:cNvGraphicFramePr>
+            <a:graphic xmlns:a="http://schemas.openxmlformats.org/drawingml/2006/main">
+              <a:graphicData uri="http://schemas.openxmlformats.org/drawingml/2006/picture">
+                <pic:pic xmlns:pic="http://schemas.openxmlformats.org/drawingml/2006/picture">
+                  <pic:nvPicPr>
+                    <pic:cNvPr id="779980070" name=""/>
+                    <pic:cNvPicPr/>
+                  </pic:nvPicPr>
+                  <pic:blipFill>
+                    <a:blip r:embed="rId24"/>
+                    <a:stretch>
+                      <a:fillRect/>
+                    </a:stretch>
+                  </pic:blipFill>
+                  <pic:spPr>
+                    <a:xfrm>
+                      <a:off x="0" y="0"/>
+                      <a:ext cx="3174432" cy="2240391"/>
+                    </a:xfrm>
+                    <a:prstGeom prst="rect">
+                      <a:avLst/>
+                    </a:prstGeom>
+                  </pic:spPr>
+                </pic:pic>
+              </a:graphicData>
+            </a:graphic>
+          </wp:inline>
+        </w:drawing>
+      </w:r>
+    </w:p>
+    <w:p>
+      <w:pPr>
+        <w:rPr>
+          <w:rFonts w:hint="eastAsia"/>
+        </w:rPr>
+      </w:pPr>
+      <w:r>
+        <w:rPr>
+          <w:rFonts w:hint="eastAsia"/>
+        </w:rPr>
+        <w:t xml:space="preserve"> 3.</w:t>
+      </w:r>
+      <w:r>
+        <w:rPr>
+          <w:rFonts w:ascii="Helvetica" w:hAnsi="Helvetica" w:cs="Helvetica"/>
+          <w:color w:val="18191C"/>
+          <w:sz w:val="26"/>
+          <w:szCs w:val="26"/>
+          <w:shd w:val="clear" w:color="auto" w:fill="FFFFFF"/>
+        </w:rPr>
+        <w:t xml:space="preserve"> </w:t>
+      </w:r>
+      <w:r>
+        <w:t>对于模型增加一些限制</w:t>
+      </w:r>
+    </w:p>
+    <w:p>
+      <w:pPr>
+        <w:ind w:firstLine="440"/>
+        <w:rPr>
+          <w:rFonts w:hint="eastAsia"/>
+        </w:rPr>
+      </w:pPr>
+      <w:r>
+        <w:rPr>
+          <w:rFonts w:hint="eastAsia"/>
+        </w:rPr>
+        <w:t>a.</w:t>
+      </w:r>
+      <w:r>
+        <w:t>更少参数</w:t>
+      </w:r>
+      <w:r>
+        <w:rPr>
+          <w:rFonts w:hint="eastAsia"/>
+        </w:rPr>
+        <w:t>,</w:t>
+      </w:r>
+      <w:r>
+        <w:t>层数</w:t>
+      </w:r>
+      <w:r>
+        <w:rPr>
+          <w:rFonts w:hint="eastAsia"/>
+        </w:rPr>
+        <w:t>/</w:t>
+      </w:r>
+      <w:r>
+        <w:t>共用参数</w:t>
+      </w:r>
+    </w:p>
+    <w:p>
+      <w:pPr>
+        <w:ind w:firstLine="440"/>
+        <w:rPr>
+          <w:rFonts w:hint="eastAsia"/>
+        </w:rPr>
+      </w:pPr>
+      <w:r>
+        <w:t>b.减少feature</w:t>
+      </w:r>
+    </w:p>
+    <w:p>
+      <w:pPr>
+        <w:ind w:firstLine="440"/>
+        <w:rPr>
+          <w:rFonts w:hint="eastAsia"/>
+        </w:rPr>
+      </w:pPr>
+      <w:r>
+        <w:t>c.early stopping</w:t>
+      </w:r>
+    </w:p>
+    <w:p>
+      <w:pPr>
+        <w:ind w:firstLine="440"/>
+        <w:rPr>
+          <w:rFonts w:hint="eastAsia"/>
+        </w:rPr>
+      </w:pPr>
+      <w:r>
+        <w:t>d.regularization</w:t>
+      </w:r>
+    </w:p>
+    <w:p>
+      <w:pPr>
+        <w:ind w:firstLine="440"/>
+        <w:rPr>
+          <w:rFonts w:hint="eastAsia"/>
+        </w:rPr>
+      </w:pPr>
+      <w:r>
+        <w:t>e.dropout</w:t>
+      </w:r>
+    </w:p>
+    <w:p>
+      <w:pPr>
+        <w:ind w:firstLine="440"/>
+        <w:rPr>
+          <w:rFonts w:hint="eastAsia"/>
+          <w:color w:val="EE0000"/>
+        </w:rPr>
+      </w:pPr>
+      <w:r>
+        <w:rPr>
+          <w:rFonts w:hint="eastAsia"/>
+          <w:color w:val="EE0000"/>
+        </w:rPr>
+        <w:t>*</w:t>
+      </w:r>
+      <w:r>
+        <w:rPr>
+          <w:color w:val="EE0000"/>
+        </w:rPr>
+        <w:t>不要给太多限制会造成model bias</w:t>
+      </w:r>
+    </w:p>
+    <w:p>
+      <w:pPr>
+        <w:ind w:firstLine="440"/>
+        <w:rPr>
+          <w:rFonts w:hint="eastAsia"/>
+          <w:color w:val="EE0000"/>
+        </w:rPr>
+      </w:pPr>
+      <w:r>
+        <w:rPr>
+          <w:noProof/>
+          <w:color w:val="EE0000"/>
+        </w:rPr>
+        <w:drawing>
+          <wp:inline distT="0" distB="0" distL="0" distR="0" wp14:anchorId="6002C48C" wp14:editId="71087AC8">
+            <wp:extent cx="2434473" cy="1831388"/>
+            <wp:effectExtent l="0" t="0" r="4445" b="0"/>
+            <wp:docPr id="230068738" name="图片 1"/>
+            <wp:cNvGraphicFramePr>
+              <a:graphicFrameLocks xmlns:a="http://schemas.openxmlformats.org/drawingml/2006/main" noChangeAspect="1"/>
+            </wp:cNvGraphicFramePr>
+            <a:graphic xmlns:a="http://schemas.openxmlformats.org/drawingml/2006/main">
+              <a:graphicData uri="http://schemas.openxmlformats.org/drawingml/2006/picture">
+                <pic:pic xmlns:pic="http://schemas.openxmlformats.org/drawingml/2006/picture">
+                  <pic:nvPicPr>
+                    <pic:cNvPr id="230068738" name=""/>
+                    <pic:cNvPicPr/>
+                  </pic:nvPicPr>
+                  <pic:blipFill>
+                    <a:blip r:embed="rId25"/>
+                    <a:stretch>
+                      <a:fillRect/>
+                    </a:stretch>
+                  </pic:blipFill>
+                  <pic:spPr>
+                    <a:xfrm>
+                      <a:off x="0" y="0"/>
+                      <a:ext cx="2442672" cy="1837556"/>
+                    </a:xfrm>
+                    <a:prstGeom prst="rect">
+                      <a:avLst/>
+                    </a:prstGeom>
+                  </pic:spPr>
+                </pic:pic>
+              </a:graphicData>
+            </a:graphic>
+          </wp:inline>
+        </w:drawing>
+      </w:r>
+    </w:p>
+    <w:p>
+      <w:pPr>
+        <w:ind w:firstLine="440"/>
+        <w:rPr>
+          <w:rFonts w:hint="eastAsia"/>
+          <w:color w:val="EE0000"/>
+        </w:rPr>
+      </w:pPr>
+      <w:r>
+        <w:rPr>
+          <w:color w:val="EE0000"/>
+        </w:rPr>
+        <w:t>不能通过把所有模型都在某一个数据集上试一遍来判断好坏</w:t>
+      </w:r>
+    </w:p>
+    <w:p>
+      <w:pPr>
+        <w:rPr>
+          <w:rFonts w:asciiTheme="minorEastAsia" w:hAnsiTheme="minorEastAsia" w:cs="Helvetica" w:hint="eastAsia"/>
+          <w:color w:val="000000" w:themeColor="text1"/>
+          <w:szCs w:val="22"/>
+          <w:shd w:val="clear" w:color="auto" w:fill="FFFFFF"/>
+        </w:rPr>
+      </w:pPr>
+      <w:r>
+        <w:rPr>
+          <w:rFonts w:hint="eastAsia"/>
+          <w:b/>
+          <w:bCs/>
+          <w:color w:val="000000" w:themeColor="text1"/>
+        </w:rPr>
+        <w:t>6.</w:t>
+      </w:r>
+      <w:r>
+        <w:rPr>
+          <w:rFonts w:ascii="Helvetica" w:hAnsi="Helvetica" w:cs="Helvetica"/>
+          <w:b/>
+          <w:bCs/>
+          <w:color w:val="000000" w:themeColor="text1"/>
+          <w:sz w:val="26"/>
+          <w:szCs w:val="26"/>
+          <w:shd w:val="clear" w:color="auto" w:fill="FFFFFF"/>
+        </w:rPr>
+        <w:t xml:space="preserve"> </w:t>
+      </w:r>
+      <w:r>
+        <w:rPr>
+          <w:rFonts w:asciiTheme="minorEastAsia" w:hAnsiTheme="minorEastAsia" w:cs="Helvetica"/>
+          <w:color w:val="000000" w:themeColor="text1"/>
+          <w:szCs w:val="22"/>
+          <w:shd w:val="clear" w:color="auto" w:fill="FFFFFF"/>
+        </w:rPr>
+        <w:t>什么是mismatch：训练数据与测试数据分布本身就不一样，没法优化</w:t>
+      </w:r>
+    </w:p>
+    <w:p>
+      <w:pPr>
+        <w:rPr>
+          <w:rFonts w:asciiTheme="minorEastAsia" w:hAnsiTheme="minorEastAsia" w:cs="Helvetica" w:hint="eastAsia"/>
+          <w:color w:val="000000" w:themeColor="text1"/>
+          <w:szCs w:val="22"/>
+          <w:shd w:val="clear" w:color="auto" w:fill="FFFFFF"/>
+        </w:rPr>
+      </w:pPr>
+      <w:r>
+        <w:rPr>
+          <w:rFonts w:asciiTheme="minorEastAsia" w:hAnsiTheme="minorEastAsia" w:cs="Helvetica"/>
+          <w:color w:val="000000" w:themeColor="text1"/>
+          <w:szCs w:val="22"/>
+          <w:shd w:val="clear" w:color="auto" w:fill="FFFFFF"/>
+        </w:rPr>
+        <w:t>mismatch与overfitting之间的区别：根据对于资料本身的理解</w:t>
+      </w:r>
+    </w:p>
+    <w:p>
+      <w:pPr>
+        <w:rPr>
+          <w:b/>
+          <w:bCs/>
+          <w:color w:val="000000" w:themeColor="text1"/>
+        </w:rPr>
+      </w:pPr>
+    </w:p>
+    <w:p>
+      <w:pPr>
+        <w:pStyle w:val="1"/>
+      </w:pPr>
+      <w:r>
+        <w:rPr>
+          <w:rFonts w:hint="eastAsia"/>
+        </w:rPr>
+        <w:lastRenderedPageBreak/>
+        <w:t>第四节</w:t>
+      </w:r>
+    </w:p>
+    <w:p>
+      <w:pPr>
+        <w:pStyle w:val="a9"/>
+        <w:numPr>
+          <w:ilvl w:val="0"/>
+          <w:numId w:val="3"/>
+        </w:numPr>
+        <w:rPr>
+          <w:b/>
+          <w:bCs/>
+        </w:rPr>
+      </w:pPr>
+      <w:r>
+        <w:rPr>
+          <w:b/>
+          <w:bCs/>
+        </w:rPr>
+        <w:t>optimization时如何把gradient descent做得更好</w:t>
+      </w:r>
+      <w:r>
+        <w:rPr>
+          <w:rFonts w:hint="eastAsia"/>
+          <w:b/>
+          <w:bCs/>
+        </w:rPr>
+        <w:t>：</w:t>
+      </w:r>
+    </w:p>
+    <w:p>
+      <w:pPr>
+        <w:pStyle w:val="a9"/>
+        <w:numPr>
+          <w:ilvl w:val="0"/>
+          <w:numId w:val="4"/>
+        </w:numPr>
+        <w:rPr>
+          <w:b/>
+          <w:bCs/>
+        </w:rPr>
+      </w:pPr>
+      <w:r>
+        <w:rPr>
+          <w:b/>
+          <w:bCs/>
+        </w:rPr>
+        <w:t>loss降不下去可能是因为梯度为0</w:t>
+      </w:r>
+    </w:p>
+    <w:p>
+      <w:pPr>
+        <w:pStyle w:val="a9"/>
+        <w:rPr>
+          <w:b/>
+          <w:bCs/>
+        </w:rPr>
+      </w:pPr>
+      <w:r>
+        <w:rPr>
+          <w:b/>
+          <w:bCs/>
+        </w:rPr>
+        <w:drawing>
+          <wp:inline distT="0" distB="0" distL="0" distR="0" wp14:anchorId="6A1FD8AE" wp14:editId="04EF8973">
+            <wp:extent cx="3127207" cy="1965705"/>
+            <wp:effectExtent l="0" t="0" r="0" b="0"/>
+            <wp:docPr id="162940406" name="图片 1"/>
+            <wp:cNvGraphicFramePr>
+              <a:graphicFrameLocks xmlns:a="http://schemas.openxmlformats.org/drawingml/2006/main" noChangeAspect="1"/>
+            </wp:cNvGraphicFramePr>
+            <a:graphic xmlns:a="http://schemas.openxmlformats.org/drawingml/2006/main">
+              <a:graphicData uri="http://schemas.openxmlformats.org/drawingml/2006/picture">
+                <pic:pic xmlns:pic="http://schemas.openxmlformats.org/drawingml/2006/picture">
+                  <pic:nvPicPr>
+                    <pic:cNvPr id="162940406" name=""/>
+                    <pic:cNvPicPr/>
+                  </pic:nvPicPr>
+                  <pic:blipFill>
+                    <a:blip r:embed="rId26"/>
+                    <a:stretch>
+                      <a:fillRect/>
+                    </a:stretch>
+                  </pic:blipFill>
+                  <pic:spPr>
+                    <a:xfrm>
+                      <a:off x="0" y="0"/>
+                      <a:ext cx="3162586" cy="1987943"/>
+                    </a:xfrm>
+                    <a:prstGeom prst="rect">
+                      <a:avLst/>
+                    </a:prstGeom>
+                  </pic:spPr>
+                </pic:pic>
+              </a:graphicData>
+            </a:graphic>
+          </wp:inline>
+        </w:drawing>
+      </w:r>
+    </w:p>
+    <w:p>
+      <w:pPr>
+        <w:pStyle w:val="a9"/>
+        <w:numPr>
+          <w:ilvl w:val="0"/>
+          <w:numId w:val="4"/>
+        </w:numPr>
+        <w:rPr>
+          <w:b/>
+          <w:bCs/>
+        </w:rPr>
+      </w:pPr>
+      <w:r>
+        <w:rPr>
+          <w:b/>
+          <w:bCs/>
+        </w:rPr>
+        <w:t>saddle</w:t>
+      </w:r>
+      <w:r>
+        <w:rPr>
+          <w:rFonts w:hint="eastAsia"/>
+          <w:b/>
+          <w:bCs/>
+        </w:rPr>
+        <w:t xml:space="preserve"> </w:t>
+      </w:r>
+      <w:r>
+        <w:rPr>
+          <w:b/>
+          <w:bCs/>
+        </w:rPr>
+        <w:t>point也会让梯度为零</w:t>
+      </w:r>
+    </w:p>
+    <w:p>
+      <w:pPr>
+        <w:pStyle w:val="a9"/>
+        <w:numPr>
+          <w:ilvl w:val="0"/>
+          <w:numId w:val="4"/>
+        </w:numPr>
+        <w:rPr>
+          <w:b/>
+          <w:bCs/>
+        </w:rPr>
+      </w:pPr>
+      <w:r>
+        <w:rPr>
+          <w:b/>
+          <w:bCs/>
+        </w:rPr>
+        <w:t>梯度为零的点统称为critical point</w:t>
+      </w:r>
+    </w:p>
+    <w:p>
+      <w:pPr>
+        <w:pStyle w:val="a9"/>
+        <w:numPr>
+          <w:ilvl w:val="0"/>
+          <w:numId w:val="3"/>
+        </w:numPr>
+        <w:rPr>
+          <w:b/>
+          <w:bCs/>
+        </w:rPr>
+      </w:pPr>
+      <w:r>
+        <w:rPr>
+          <w:b/>
+          <w:bCs/>
+        </w:rPr>
+        <w:t>如何鉴别二者？</w:t>
+      </w:r>
+    </w:p>
+    <w:p>
+      <w:pPr>
+        <w:ind w:left="360"/>
+        <w:rPr>
+          <w:b/>
+          <w:bCs/>
+        </w:rPr>
+      </w:pPr>
+      <w:r>
+        <w:rPr>
+          <w:rFonts w:hint="eastAsia"/>
+          <w:b/>
+          <w:bCs/>
+        </w:rPr>
+        <w:t>数学部分</w:t>
+      </w:r>
+    </w:p>
+    <w:p>
+      <w:pPr>
+        <w:pStyle w:val="a9"/>
+        <w:rPr>
+          <w:b/>
+          <w:bCs/>
+        </w:rPr>
+      </w:pPr>
+      <w:r>
+        <w:rPr>
+          <w:b/>
+          <w:bCs/>
+        </w:rPr>
+        <w:drawing>
+          <wp:inline distT="0" distB="0" distL="0" distR="0" wp14:anchorId="2F4F342E" wp14:editId="4AEC2D5D">
+            <wp:extent cx="1956121" cy="1333719"/>
+            <wp:effectExtent l="0" t="0" r="6350" b="0"/>
+            <wp:docPr id="946089442" name="图片 1"/>
+            <wp:cNvGraphicFramePr>
+              <a:graphicFrameLocks xmlns:a="http://schemas.openxmlformats.org/drawingml/2006/main" noChangeAspect="1"/>
+            </wp:cNvGraphicFramePr>
+            <a:graphic xmlns:a="http://schemas.openxmlformats.org/drawingml/2006/main">
+              <a:graphicData uri="http://schemas.openxmlformats.org/drawingml/2006/picture">
+                <pic:pic xmlns:pic="http://schemas.openxmlformats.org/drawingml/2006/picture">
+                  <pic:nvPicPr>
+                    <pic:cNvPr id="946089442" name=""/>
+                    <pic:cNvPicPr/>
+                  </pic:nvPicPr>
+                  <pic:blipFill>
+                    <a:blip r:embed="rId27"/>
+                    <a:stretch>
+                      <a:fillRect/>
+                    </a:stretch>
+                  </pic:blipFill>
+                  <pic:spPr>
+                    <a:xfrm>
+                      <a:off x="0" y="0"/>
+                      <a:ext cx="1963693" cy="1338882"/>
+                    </a:xfrm>
+                    <a:prstGeom prst="rect">
+                      <a:avLst/>
+                    </a:prstGeom>
+                  </pic:spPr>
+                </pic:pic>
+              </a:graphicData>
+            </a:graphic>
+          </wp:inline>
+        </w:drawing>
+      </w:r>
+    </w:p>
+    <w:p>
+      <w:pPr>
+        <w:pStyle w:val="a9"/>
+        <w:rPr>
+          <w:b/>
+          <w:bCs/>
+        </w:rPr>
+      </w:pPr>
+      <w:r>
+        <w:rPr>
+          <w:b/>
+          <w:bCs/>
+        </w:rPr>
+        <w:t>使用泰勒展开，在梯度为0的点附近一阶导为0，可以用用二阶导项判断在哪种critical point</w:t>
+      </w:r>
+    </w:p>
+    <w:p>
+      <w:pPr>
+        <w:pStyle w:val="a9"/>
+        <w:rPr>
+          <w:b/>
+          <w:bCs/>
+        </w:rPr>
+      </w:pPr>
+      <w:r>
+        <w:rPr>
+          <w:b/>
+          <w:bCs/>
+        </w:rPr>
+        <w:drawing>
+          <wp:inline distT="0" distB="0" distL="0" distR="0" wp14:anchorId="1FB2881F" wp14:editId="161545F4">
+            <wp:extent cx="2523281" cy="1788115"/>
+            <wp:effectExtent l="0" t="0" r="0" b="3175"/>
+            <wp:docPr id="904051750" name="图片 1"/>
+            <wp:cNvGraphicFramePr>
+              <a:graphicFrameLocks xmlns:a="http://schemas.openxmlformats.org/drawingml/2006/main" noChangeAspect="1"/>
+            </wp:cNvGraphicFramePr>
+            <a:graphic xmlns:a="http://schemas.openxmlformats.org/drawingml/2006/main">
+              <a:graphicData uri="http://schemas.openxmlformats.org/drawingml/2006/picture">
+                <pic:pic xmlns:pic="http://schemas.openxmlformats.org/drawingml/2006/picture">
+                  <pic:nvPicPr>
+                    <pic:cNvPr id="904051750" name=""/>
+                    <pic:cNvPicPr/>
+                  </pic:nvPicPr>
+                  <pic:blipFill>
+                    <a:blip r:embed="rId28"/>
+                    <a:stretch>
+                      <a:fillRect/>
+                    </a:stretch>
+                  </pic:blipFill>
+                  <pic:spPr>
+                    <a:xfrm>
+                      <a:off x="0" y="0"/>
+                      <a:ext cx="2548824" cy="1806216"/>
+                    </a:xfrm>
+                    <a:prstGeom prst="rect">
+                      <a:avLst/>
+                    </a:prstGeom>
+                  </pic:spPr>
+                </pic:pic>
+              </a:graphicData>
+            </a:graphic>
+          </wp:inline>
+        </w:drawing>
+      </w:r>
+    </w:p>
+    <w:p>
+      <w:pPr>
+        <w:pStyle w:val="a9"/>
+        <w:rPr>
+          <w:b/>
+          <w:bCs/>
+        </w:rPr>
+      </w:pPr>
+      <w:r>
+        <w:rPr>
+          <w:b/>
+          <w:bCs/>
+        </w:rPr>
+        <w:t>eigen value是指特征向量</w:t>
+      </w:r>
+    </w:p>
+    <w:p>
+      <w:pPr>
+        <w:pStyle w:val="a9"/>
+        <w:rPr>
+          <w:b/>
+          <w:bCs/>
+        </w:rPr>
+      </w:pPr>
+      <w:r>
+        <w:rPr>
+          <w:b/>
+          <w:bCs/>
+        </w:rPr>
+        <w:lastRenderedPageBreak/>
+        <w:drawing>
+          <wp:inline distT="0" distB="0" distL="0" distR="0" wp14:anchorId="4281FE72" wp14:editId="5524334D">
+            <wp:extent cx="2505919" cy="1662935"/>
+            <wp:effectExtent l="0" t="0" r="8890" b="0"/>
+            <wp:docPr id="183836357" name="图片 1"/>
+            <wp:cNvGraphicFramePr>
+              <a:graphicFrameLocks xmlns:a="http://schemas.openxmlformats.org/drawingml/2006/main" noChangeAspect="1"/>
+            </wp:cNvGraphicFramePr>
+            <a:graphic xmlns:a="http://schemas.openxmlformats.org/drawingml/2006/main">
+              <a:graphicData uri="http://schemas.openxmlformats.org/drawingml/2006/picture">
+                <pic:pic xmlns:pic="http://schemas.openxmlformats.org/drawingml/2006/picture">
+                  <pic:nvPicPr>
+                    <pic:cNvPr id="183836357" name=""/>
+                    <pic:cNvPicPr/>
+                  </pic:nvPicPr>
+                  <pic:blipFill>
+                    <a:blip r:embed="rId29"/>
+                    <a:stretch>
+                      <a:fillRect/>
+                    </a:stretch>
+                  </pic:blipFill>
+                  <pic:spPr>
+                    <a:xfrm>
+                      <a:off x="0" y="0"/>
+                      <a:ext cx="2522393" cy="1673867"/>
+                    </a:xfrm>
+                    <a:prstGeom prst="rect">
+                      <a:avLst/>
+                    </a:prstGeom>
+                  </pic:spPr>
+                </pic:pic>
+              </a:graphicData>
+            </a:graphic>
+          </wp:inline>
+        </w:drawing>
+      </w:r>
+    </w:p>
+    <w:p>
+      <w:pPr>
+        <w:pStyle w:val="a9"/>
+        <w:rPr>
+          <w:b/>
+          <w:bCs/>
+        </w:rPr>
+      </w:pPr>
+      <w:r>
+        <w:rPr>
+          <w:b/>
+          <w:bCs/>
+        </w:rPr>
+        <w:t>如果H的所有特征向量都是正的/负的，可以判断是局部最小/最大值</w:t>
+      </w:r>
+    </w:p>
+    <w:p>
+      <w:pPr>
+        <w:pStyle w:val="a9"/>
+        <w:rPr>
+          <w:b/>
+          <w:bCs/>
+        </w:rPr>
+      </w:pPr>
+      <w:r>
+        <w:rPr>
+          <w:b/>
+          <w:bCs/>
+        </w:rPr>
+        <w:drawing>
+          <wp:inline distT="0" distB="0" distL="0" distR="0" wp14:anchorId="411AEDC9" wp14:editId="0B148FFB">
+            <wp:extent cx="3030397" cy="2434054"/>
+            <wp:effectExtent l="0" t="0" r="0" b="4445"/>
+            <wp:docPr id="1105970140" name="图片 1"/>
+            <wp:cNvGraphicFramePr>
+              <a:graphicFrameLocks xmlns:a="http://schemas.openxmlformats.org/drawingml/2006/main" noChangeAspect="1"/>
+            </wp:cNvGraphicFramePr>
+            <a:graphic xmlns:a="http://schemas.openxmlformats.org/drawingml/2006/main">
+              <a:graphicData uri="http://schemas.openxmlformats.org/drawingml/2006/picture">
+                <pic:pic xmlns:pic="http://schemas.openxmlformats.org/drawingml/2006/picture">
+                  <pic:nvPicPr>
+                    <pic:cNvPr id="1105970140" name=""/>
+                    <pic:cNvPicPr/>
+                  </pic:nvPicPr>
+                  <pic:blipFill>
+                    <a:blip r:embed="rId30"/>
+                    <a:stretch>
+                      <a:fillRect/>
+                    </a:stretch>
+                  </pic:blipFill>
+                  <pic:spPr>
+                    <a:xfrm>
+                      <a:off x="0" y="0"/>
+                      <a:ext cx="3045439" cy="2446136"/>
+                    </a:xfrm>
+                    <a:prstGeom prst="rect">
+                      <a:avLst/>
+                    </a:prstGeom>
+                  </pic:spPr>
+                </pic:pic>
+              </a:graphicData>
+            </a:graphic>
+          </wp:inline>
+        </w:drawing>
+      </w:r>
+    </w:p>
+    <w:p>
+      <w:pPr>
+        <w:pStyle w:val="a9"/>
+        <w:rPr>
+          <w:rFonts w:hint="eastAsia"/>
+          <w:b/>
+          <w:bCs/>
+        </w:rPr>
+      </w:pPr>
+      <w:r>
+        <w:rPr>
+          <w:b/>
+          <w:bCs/>
+        </w:rPr>
+        <w:t>（0，0）是saddle</w:t>
+      </w:r>
+    </w:p>
+    <w:p>
+      <w:pPr>
+        <w:pStyle w:val="a9"/>
+        <w:ind w:left="360"/>
+        <w:rPr>
+          <w:b/>
+          <w:bCs/>
+        </w:rPr>
+      </w:pPr>
+      <w:r>
+        <w:rPr>
+          <w:b/>
+          <w:bCs/>
+        </w:rPr>
+        <w:drawing>
+          <wp:inline distT="0" distB="0" distL="0" distR="0" wp14:anchorId="132240E3" wp14:editId="02FB0FE6">
+            <wp:extent cx="2388567" cy="1968179"/>
+            <wp:effectExtent l="0" t="0" r="0" b="0"/>
+            <wp:docPr id="1870234824" name="图片 1"/>
+            <wp:cNvGraphicFramePr>
+              <a:graphicFrameLocks xmlns:a="http://schemas.openxmlformats.org/drawingml/2006/main" noChangeAspect="1"/>
+            </wp:cNvGraphicFramePr>
+            <a:graphic xmlns:a="http://schemas.openxmlformats.org/drawingml/2006/main">
+              <a:graphicData uri="http://schemas.openxmlformats.org/drawingml/2006/picture">
+                <pic:pic xmlns:pic="http://schemas.openxmlformats.org/drawingml/2006/picture">
+                  <pic:nvPicPr>
+                    <pic:cNvPr id="1870234824" name=""/>
+                    <pic:cNvPicPr/>
+                  </pic:nvPicPr>
+                  <pic:blipFill>
+                    <a:blip r:embed="rId31"/>
+                    <a:stretch>
+                      <a:fillRect/>
+                    </a:stretch>
+                  </pic:blipFill>
+                  <pic:spPr>
+                    <a:xfrm>
+                      <a:off x="0" y="0"/>
+                      <a:ext cx="2401420" cy="1978770"/>
+                    </a:xfrm>
+                    <a:prstGeom prst="rect">
+                      <a:avLst/>
+                    </a:prstGeom>
+                  </pic:spPr>
+                </pic:pic>
+              </a:graphicData>
+            </a:graphic>
+          </wp:inline>
+        </w:drawing>
+      </w:r>
+    </w:p>
+    <w:p>
+      <w:pPr>
+        <w:pStyle w:val="a9"/>
+        <w:ind w:left="360"/>
+        <w:rPr>
+          <w:rFonts w:hint="eastAsia"/>
+          <w:b/>
+          <w:bCs/>
+        </w:rPr>
+      </w:pPr>
     </w:p>
     <w:sectPr>
       <w:pgSz w:w="11906" w:h="16838"/>
@@ -1468,6 +2708,535 @@
     </w:sectPr>
   </w:body>
 </w:document>
+</file>
+
+<file path=word/endnotes.xml><?xml version="1.0" encoding="utf-8"?>
+<w:endnotes xmlns:wpc="http://schemas.microsoft.com/office/word/2010/wordprocessingCanvas" xmlns:cx="http://schemas.microsoft.com/office/drawing/2014/chartex" xmlns:cx1="http://schemas.microsoft.com/office/drawing/2015/9/8/chartex" xmlns:cx2="http://schemas.microsoft.com/office/drawing/2015/10/21/chartex" xmlns:cx3="http://schemas.microsoft.com/office/drawing/2016/5/9/chartex" xmlns:cx4="http://schemas.microsoft.com/office/drawing/2016/5/10/chartex" xmlns:cx5="http://schemas.microsoft.com/office/drawing/2016/5/11/chartex" xmlns:cx6="http://schemas.microsoft.com/office/drawing/2016/5/12/chartex" xmlns:cx7="http://schemas.microsoft.com/office/drawing/2016/5/13/chartex" xmlns:cx8="http://schemas.microsoft.com/office/drawing/2016/5/14/chartex" xmlns:mc="http://schemas.openxmlformats.org/markup-compatibility/2006" xmlns:aink="http://schemas.microsoft.com/office/drawing/2016/ink" xmlns:am3d="http://schemas.microsoft.com/office/drawing/2017/model3d" xmlns:o="urn:schemas-microsoft-com:office:office" xmlns:oel="http://schemas.microsoft.com/office/2019/extlst" xmlns:r="http://schemas.openxmlformats.org/officeDocument/2006/relationships" xmlns:m="http://schemas.openxmlformats.org/officeDocument/2006/math" xmlns:v="urn:schemas-microsoft-com:vml" xmlns:wp14="http://schemas.microsoft.com/office/word/2010/wordprocessingDrawing" xmlns:wp="http://schemas.openxmlformats.org/drawingml/2006/wordprocessingDrawing" xmlns:w10="urn:schemas-microsoft-com:office:word" xmlns:w="http://schemas.openxmlformats.org/wordprocessingml/2006/main" xmlns:w14="http://schemas.microsoft.com/office/word/2010/wordml" xmlns:w15="http://schemas.microsoft.com/office/word/2012/wordml" xmlns:w16cex="http://schemas.microsoft.com/office/word/2018/wordml/cex" xmlns:w16cid="http://schemas.microsoft.com/office/word/2016/wordml/cid" xmlns:w16="http://schemas.microsoft.com/office/word/2018/wordml" xmlns:w16du="http://schemas.microsoft.com/office/word/2023/wordml/word16du" xmlns:w16sdtdh="http://schemas.microsoft.com/office/word/2020/wordml/sdtdatahash" xmlns:w16sdtfl="http://schemas.microsoft.com/office/word/2024/wordml/sdtformatlock" xmlns:w16se="http://schemas.microsoft.com/office/word/2015/wordml/symex" xmlns:wpg="http://schemas.microsoft.com/office/word/2010/wordprocessingGroup" xmlns:wpi="http://schemas.microsoft.com/office/word/2010/wordprocessingInk" xmlns:wne="http://schemas.microsoft.com/office/word/2006/wordml" xmlns:wps="http://schemas.microsoft.com/office/word/2010/wordprocessingShape" mc:Ignorable="w14 w15 w16se w16cid w16 w16cex w16sdtdh w16sdtfl w16du wp14">
+  <w:endnote w:type="separator" w:id="-1">
+    <w:p>
+      <w:pPr>
+        <w:spacing w:after="0" w:line="240" w:lineRule="auto"/>
+        <w:rPr>
+          <w:rFonts w:hint="eastAsia"/>
+        </w:rPr>
+      </w:pPr>
+      <w:r>
+        <w:separator/>
+      </w:r>
+    </w:p>
+  </w:endnote>
+  <w:endnote w:type="continuationSeparator" w:id="0">
+    <w:p>
+      <w:pPr>
+        <w:spacing w:after="0" w:line="240" w:lineRule="auto"/>
+        <w:rPr>
+          <w:rFonts w:hint="eastAsia"/>
+        </w:rPr>
+      </w:pPr>
+      <w:r>
+        <w:continuationSeparator/>
+      </w:r>
+    </w:p>
+  </w:endnote>
+</w:endnotes>
+</file>
+
+<file path=word/footnotes.xml><?xml version="1.0" encoding="utf-8"?>
+<w:footnotes xmlns:wpc="http://schemas.microsoft.com/office/word/2010/wordprocessingCanvas" xmlns:cx="http://schemas.microsoft.com/office/drawing/2014/chartex" xmlns:cx1="http://schemas.microsoft.com/office/drawing/2015/9/8/chartex" xmlns:cx2="http://schemas.microsoft.com/office/drawing/2015/10/21/chartex" xmlns:cx3="http://schemas.microsoft.com/office/drawing/2016/5/9/chartex" xmlns:cx4="http://schemas.microsoft.com/office/drawing/2016/5/10/chartex" xmlns:cx5="http://schemas.microsoft.com/office/drawing/2016/5/11/chartex" xmlns:cx6="http://schemas.microsoft.com/office/drawing/2016/5/12/chartex" xmlns:cx7="http://schemas.microsoft.com/office/drawing/2016/5/13/chartex" xmlns:cx8="http://schemas.microsoft.com/office/drawing/2016/5/14/chartex" xmlns:mc="http://schemas.openxmlformats.org/markup-compatibility/2006" xmlns:aink="http://schemas.microsoft.com/office/drawing/2016/ink" xmlns:am3d="http://schemas.microsoft.com/office/drawing/2017/model3d" xmlns:o="urn:schemas-microsoft-com:office:office" xmlns:oel="http://schemas.microsoft.com/office/2019/extlst" xmlns:r="http://schemas.openxmlformats.org/officeDocument/2006/relationships" xmlns:m="http://schemas.openxmlformats.org/officeDocument/2006/math" xmlns:v="urn:schemas-microsoft-com:vml" xmlns:wp14="http://schemas.microsoft.com/office/word/2010/wordprocessingDrawing" xmlns:wp="http://schemas.openxmlformats.org/drawingml/2006/wordprocessingDrawing" xmlns:w10="urn:schemas-microsoft-com:office:word" xmlns:w="http://schemas.openxmlformats.org/wordprocessingml/2006/main" xmlns:w14="http://schemas.microsoft.com/office/word/2010/wordml" xmlns:w15="http://schemas.microsoft.com/office/word/2012/wordml" xmlns:w16cex="http://schemas.microsoft.com/office/word/2018/wordml/cex" xmlns:w16cid="http://schemas.microsoft.com/office/word/2016/wordml/cid" xmlns:w16="http://schemas.microsoft.com/office/word/2018/wordml" xmlns:w16du="http://schemas.microsoft.com/office/word/2023/wordml/word16du" xmlns:w16sdtdh="http://schemas.microsoft.com/office/word/2020/wordml/sdtdatahash" xmlns:w16sdtfl="http://schemas.microsoft.com/office/word/2024/wordml/sdtformatlock" xmlns:w16se="http://schemas.microsoft.com/office/word/2015/wordml/symex" xmlns:wpg="http://schemas.microsoft.com/office/word/2010/wordprocessingGroup" xmlns:wpi="http://schemas.microsoft.com/office/word/2010/wordprocessingInk" xmlns:wne="http://schemas.microsoft.com/office/word/2006/wordml" xmlns:wps="http://schemas.microsoft.com/office/word/2010/wordprocessingShape" mc:Ignorable="w14 w15 w16se w16cid w16 w16cex w16sdtdh w16sdtfl w16du wp14">
+  <w:footnote w:type="separator" w:id="-1">
+    <w:p>
+      <w:pPr>
+        <w:spacing w:after="0" w:line="240" w:lineRule="auto"/>
+        <w:rPr>
+          <w:rFonts w:hint="eastAsia"/>
+        </w:rPr>
+      </w:pPr>
+      <w:r>
+        <w:separator/>
+      </w:r>
+    </w:p>
+  </w:footnote>
+  <w:footnote w:type="continuationSeparator" w:id="0">
+    <w:p>
+      <w:pPr>
+        <w:spacing w:after="0" w:line="240" w:lineRule="auto"/>
+        <w:rPr>
+          <w:rFonts w:hint="eastAsia"/>
+        </w:rPr>
+      </w:pPr>
+      <w:r>
+        <w:continuationSeparator/>
+      </w:r>
+    </w:p>
+  </w:footnote>
+</w:footnotes>
+</file>
+
+<file path=word/numbering.xml><?xml version="1.0" encoding="utf-8"?>
+<w:numbering xmlns:wpc="http://schemas.microsoft.com/office/word/2010/wordprocessingCanvas" xmlns:cx="http://schemas.microsoft.com/office/drawing/2014/chartex" xmlns:cx1="http://schemas.microsoft.com/office/drawing/2015/9/8/chartex" xmlns:cx2="http://schemas.microsoft.com/office/drawing/2015/10/21/chartex" xmlns:cx3="http://schemas.microsoft.com/office/drawing/2016/5/9/chartex" xmlns:cx4="http://schemas.microsoft.com/office/drawing/2016/5/10/chartex" xmlns:cx5="http://schemas.microsoft.com/office/drawing/2016/5/11/chartex" xmlns:cx6="http://schemas.microsoft.com/office/drawing/2016/5/12/chartex" xmlns:cx7="http://schemas.microsoft.com/office/drawing/2016/5/13/chartex" xmlns:cx8="http://schemas.microsoft.com/office/drawing/2016/5/14/chartex" xmlns:mc="http://schemas.openxmlformats.org/markup-compatibility/2006" xmlns:aink="http://schemas.microsoft.com/office/drawing/2016/ink" xmlns:am3d="http://schemas.microsoft.com/office/drawing/2017/model3d" xmlns:o="urn:schemas-microsoft-com:office:office" xmlns:oel="http://schemas.microsoft.com/office/2019/extlst" xmlns:r="http://schemas.openxmlformats.org/officeDocument/2006/relationships" xmlns:m="http://schemas.openxmlformats.org/officeDocument/2006/math" xmlns:v="urn:schemas-microsoft-com:vml" xmlns:wp14="http://schemas.microsoft.com/office/word/2010/wordprocessingDrawing" xmlns:wp="http://schemas.openxmlformats.org/drawingml/2006/wordprocessingDrawing" xmlns:w10="urn:schemas-microsoft-com:office:word" xmlns:w="http://schemas.openxmlformats.org/wordprocessingml/2006/main" xmlns:w14="http://schemas.microsoft.com/office/word/2010/wordml" xmlns:w15="http://schemas.microsoft.com/office/word/2012/wordml" xmlns:w16cex="http://schemas.microsoft.com/office/word/2018/wordml/cex" xmlns:w16cid="http://schemas.microsoft.com/office/word/2016/wordml/cid" xmlns:w16="http://schemas.microsoft.com/office/word/2018/wordml" xmlns:w16du="http://schemas.microsoft.com/office/word/2023/wordml/word16du" xmlns:w16sdtdh="http://schemas.microsoft.com/office/word/2020/wordml/sdtdatahash" xmlns:w16sdtfl="http://schemas.microsoft.com/office/word/2024/wordml/sdtformatlock" xmlns:w16se="http://schemas.microsoft.com/office/word/2015/wordml/symex" xmlns:wpg="http://schemas.microsoft.com/office/word/2010/wordprocessingGroup" xmlns:wpi="http://schemas.microsoft.com/office/word/2010/wordprocessingInk" xmlns:wne="http://schemas.microsoft.com/office/word/2006/wordml" xmlns:wps="http://schemas.microsoft.com/office/word/2010/wordprocessingShape" mc:Ignorable="w14 w15 w16se w16cid w16 w16cex w16sdtdh w16sdtfl w16du wp14">
+  <w:abstractNum w:abstractNumId="0" w15:restartNumberingAfterBreak="0">
+    <w:nsid w:val="001A1081"/>
+    <w:multiLevelType w:val="hybridMultilevel"/>
+    <w:tmpl w:val="0F50E21C"/>
+    <w:lvl w:ilvl="0" w:tplc="CC824A6E">
+      <w:start w:val="1"/>
+      <w:numFmt w:val="decimal"/>
+      <w:lvlText w:val="%1．"/>
+      <w:lvlJc w:val="left"/>
+      <w:pPr>
+        <w:ind w:left="502" w:hanging="360"/>
+      </w:pPr>
+      <w:rPr>
+        <w:rFonts w:hint="default"/>
+        <w:b w:val="0"/>
+        <w:bCs w:val="0"/>
+      </w:rPr>
+    </w:lvl>
+    <w:lvl w:ilvl="1" w:tplc="04090019" w:tentative="1">
+      <w:start w:val="1"/>
+      <w:numFmt w:val="lowerLetter"/>
+      <w:lvlText w:val="%2)"/>
+      <w:lvlJc w:val="left"/>
+      <w:pPr>
+        <w:ind w:left="1022" w:hanging="440"/>
+      </w:pPr>
+    </w:lvl>
+    <w:lvl w:ilvl="2" w:tplc="0409001B" w:tentative="1">
+      <w:start w:val="1"/>
+      <w:numFmt w:val="lowerRoman"/>
+      <w:lvlText w:val="%3."/>
+      <w:lvlJc w:val="right"/>
+      <w:pPr>
+        <w:ind w:left="1462" w:hanging="440"/>
+      </w:pPr>
+    </w:lvl>
+    <w:lvl w:ilvl="3" w:tplc="0409000F" w:tentative="1">
+      <w:start w:val="1"/>
+      <w:numFmt w:val="decimal"/>
+      <w:lvlText w:val="%4."/>
+      <w:lvlJc w:val="left"/>
+      <w:pPr>
+        <w:ind w:left="1902" w:hanging="440"/>
+      </w:pPr>
+    </w:lvl>
+    <w:lvl w:ilvl="4" w:tplc="04090019" w:tentative="1">
+      <w:start w:val="1"/>
+      <w:numFmt w:val="lowerLetter"/>
+      <w:lvlText w:val="%5)"/>
+      <w:lvlJc w:val="left"/>
+      <w:pPr>
+        <w:ind w:left="2342" w:hanging="440"/>
+      </w:pPr>
+    </w:lvl>
+    <w:lvl w:ilvl="5" w:tplc="0409001B" w:tentative="1">
+      <w:start w:val="1"/>
+      <w:numFmt w:val="lowerRoman"/>
+      <w:lvlText w:val="%6."/>
+      <w:lvlJc w:val="right"/>
+      <w:pPr>
+        <w:ind w:left="2782" w:hanging="440"/>
+      </w:pPr>
+    </w:lvl>
+    <w:lvl w:ilvl="6" w:tplc="0409000F" w:tentative="1">
+      <w:start w:val="1"/>
+      <w:numFmt w:val="decimal"/>
+      <w:lvlText w:val="%7."/>
+      <w:lvlJc w:val="left"/>
+      <w:pPr>
+        <w:ind w:left="3222" w:hanging="440"/>
+      </w:pPr>
+    </w:lvl>
+    <w:lvl w:ilvl="7" w:tplc="04090019" w:tentative="1">
+      <w:start w:val="1"/>
+      <w:numFmt w:val="lowerLetter"/>
+      <w:lvlText w:val="%8)"/>
+      <w:lvlJc w:val="left"/>
+      <w:pPr>
+        <w:ind w:left="3662" w:hanging="440"/>
+      </w:pPr>
+    </w:lvl>
+    <w:lvl w:ilvl="8" w:tplc="0409001B" w:tentative="1">
+      <w:start w:val="1"/>
+      <w:numFmt w:val="lowerRoman"/>
+      <w:lvlText w:val="%9."/>
+      <w:lvlJc w:val="right"/>
+      <w:pPr>
+        <w:ind w:left="4102" w:hanging="440"/>
+      </w:pPr>
+    </w:lvl>
+  </w:abstractNum>
+  <w:abstractNum w:abstractNumId="1" w15:restartNumberingAfterBreak="0">
+    <w:nsid w:val="0B3D6112"/>
+    <w:multiLevelType w:val="hybridMultilevel"/>
+    <w:tmpl w:val="E1064116"/>
+    <w:lvl w:ilvl="0" w:tplc="8D1E47EE">
+      <w:start w:val="1"/>
+      <w:numFmt w:val="decimal"/>
+      <w:lvlText w:val="%1."/>
+      <w:lvlJc w:val="left"/>
+      <w:pPr>
+        <w:ind w:left="360" w:hanging="360"/>
+      </w:pPr>
+      <w:rPr>
+        <w:rFonts w:hint="default"/>
+      </w:rPr>
+    </w:lvl>
+    <w:lvl w:ilvl="1" w:tplc="04090019" w:tentative="1">
+      <w:start w:val="1"/>
+      <w:numFmt w:val="lowerLetter"/>
+      <w:lvlText w:val="%2)"/>
+      <w:lvlJc w:val="left"/>
+      <w:pPr>
+        <w:ind w:left="880" w:hanging="440"/>
+      </w:pPr>
+    </w:lvl>
+    <w:lvl w:ilvl="2" w:tplc="0409001B" w:tentative="1">
+      <w:start w:val="1"/>
+      <w:numFmt w:val="lowerRoman"/>
+      <w:lvlText w:val="%3."/>
+      <w:lvlJc w:val="right"/>
+      <w:pPr>
+        <w:ind w:left="1320" w:hanging="440"/>
+      </w:pPr>
+    </w:lvl>
+    <w:lvl w:ilvl="3" w:tplc="0409000F" w:tentative="1">
+      <w:start w:val="1"/>
+      <w:numFmt w:val="decimal"/>
+      <w:lvlText w:val="%4."/>
+      <w:lvlJc w:val="left"/>
+      <w:pPr>
+        <w:ind w:left="1760" w:hanging="440"/>
+      </w:pPr>
+    </w:lvl>
+    <w:lvl w:ilvl="4" w:tplc="04090019" w:tentative="1">
+      <w:start w:val="1"/>
+      <w:numFmt w:val="lowerLetter"/>
+      <w:lvlText w:val="%5)"/>
+      <w:lvlJc w:val="left"/>
+      <w:pPr>
+        <w:ind w:left="2200" w:hanging="440"/>
+      </w:pPr>
+    </w:lvl>
+    <w:lvl w:ilvl="5" w:tplc="0409001B" w:tentative="1">
+      <w:start w:val="1"/>
+      <w:numFmt w:val="lowerRoman"/>
+      <w:lvlText w:val="%6."/>
+      <w:lvlJc w:val="right"/>
+      <w:pPr>
+        <w:ind w:left="2640" w:hanging="440"/>
+      </w:pPr>
+    </w:lvl>
+    <w:lvl w:ilvl="6" w:tplc="0409000F" w:tentative="1">
+      <w:start w:val="1"/>
+      <w:numFmt w:val="decimal"/>
+      <w:lvlText w:val="%7."/>
+      <w:lvlJc w:val="left"/>
+      <w:pPr>
+        <w:ind w:left="3080" w:hanging="440"/>
+      </w:pPr>
+    </w:lvl>
+    <w:lvl w:ilvl="7" w:tplc="04090019" w:tentative="1">
+      <w:start w:val="1"/>
+      <w:numFmt w:val="lowerLetter"/>
+      <w:lvlText w:val="%8)"/>
+      <w:lvlJc w:val="left"/>
+      <w:pPr>
+        <w:ind w:left="3520" w:hanging="440"/>
+      </w:pPr>
+    </w:lvl>
+    <w:lvl w:ilvl="8" w:tplc="0409001B" w:tentative="1">
+      <w:start w:val="1"/>
+      <w:numFmt w:val="lowerRoman"/>
+      <w:lvlText w:val="%9."/>
+      <w:lvlJc w:val="right"/>
+      <w:pPr>
+        <w:ind w:left="3960" w:hanging="440"/>
+      </w:pPr>
+    </w:lvl>
+  </w:abstractNum>
+  <w:abstractNum w:abstractNumId="2" w15:restartNumberingAfterBreak="0">
+    <w:nsid w:val="1F1E7B65"/>
+    <w:multiLevelType w:val="hybridMultilevel"/>
+    <w:tmpl w:val="383CA3B8"/>
+    <w:lvl w:ilvl="0" w:tplc="7542CCF4">
+      <w:start w:val="1"/>
+      <w:numFmt w:val="lowerLetter"/>
+      <w:lvlText w:val="%1．"/>
+      <w:lvlJc w:val="left"/>
+      <w:pPr>
+        <w:ind w:left="720" w:hanging="360"/>
+      </w:pPr>
+      <w:rPr>
+        <w:rFonts w:hint="default"/>
+      </w:rPr>
+    </w:lvl>
+    <w:lvl w:ilvl="1" w:tplc="04090019" w:tentative="1">
+      <w:start w:val="1"/>
+      <w:numFmt w:val="lowerLetter"/>
+      <w:lvlText w:val="%2)"/>
+      <w:lvlJc w:val="left"/>
+      <w:pPr>
+        <w:ind w:left="1240" w:hanging="440"/>
+      </w:pPr>
+    </w:lvl>
+    <w:lvl w:ilvl="2" w:tplc="0409001B" w:tentative="1">
+      <w:start w:val="1"/>
+      <w:numFmt w:val="lowerRoman"/>
+      <w:lvlText w:val="%3."/>
+      <w:lvlJc w:val="right"/>
+      <w:pPr>
+        <w:ind w:left="1680" w:hanging="440"/>
+      </w:pPr>
+    </w:lvl>
+    <w:lvl w:ilvl="3" w:tplc="0409000F" w:tentative="1">
+      <w:start w:val="1"/>
+      <w:numFmt w:val="decimal"/>
+      <w:lvlText w:val="%4."/>
+      <w:lvlJc w:val="left"/>
+      <w:pPr>
+        <w:ind w:left="2120" w:hanging="440"/>
+      </w:pPr>
+    </w:lvl>
+    <w:lvl w:ilvl="4" w:tplc="04090019" w:tentative="1">
+      <w:start w:val="1"/>
+      <w:numFmt w:val="lowerLetter"/>
+      <w:lvlText w:val="%5)"/>
+      <w:lvlJc w:val="left"/>
+      <w:pPr>
+        <w:ind w:left="2560" w:hanging="440"/>
+      </w:pPr>
+    </w:lvl>
+    <w:lvl w:ilvl="5" w:tplc="0409001B" w:tentative="1">
+      <w:start w:val="1"/>
+      <w:numFmt w:val="lowerRoman"/>
+      <w:lvlText w:val="%6."/>
+      <w:lvlJc w:val="right"/>
+      <w:pPr>
+        <w:ind w:left="3000" w:hanging="440"/>
+      </w:pPr>
+    </w:lvl>
+    <w:lvl w:ilvl="6" w:tplc="0409000F" w:tentative="1">
+      <w:start w:val="1"/>
+      <w:numFmt w:val="decimal"/>
+      <w:lvlText w:val="%7."/>
+      <w:lvlJc w:val="left"/>
+      <w:pPr>
+        <w:ind w:left="3440" w:hanging="440"/>
+      </w:pPr>
+    </w:lvl>
+    <w:lvl w:ilvl="7" w:tplc="04090019" w:tentative="1">
+      <w:start w:val="1"/>
+      <w:numFmt w:val="lowerLetter"/>
+      <w:lvlText w:val="%8)"/>
+      <w:lvlJc w:val="left"/>
+      <w:pPr>
+        <w:ind w:left="3880" w:hanging="440"/>
+      </w:pPr>
+    </w:lvl>
+    <w:lvl w:ilvl="8" w:tplc="0409001B" w:tentative="1">
+      <w:start w:val="1"/>
+      <w:numFmt w:val="lowerRoman"/>
+      <w:lvlText w:val="%9."/>
+      <w:lvlJc w:val="right"/>
+      <w:pPr>
+        <w:ind w:left="4320" w:hanging="440"/>
+      </w:pPr>
+    </w:lvl>
+  </w:abstractNum>
+  <w:abstractNum w:abstractNumId="3" w15:restartNumberingAfterBreak="0">
+    <w:nsid w:val="6C1660BF"/>
+    <w:multiLevelType w:val="hybridMultilevel"/>
+    <w:tmpl w:val="0A9C4EEE"/>
+    <w:lvl w:ilvl="0" w:tplc="FA2C1F66">
+      <w:start w:val="1"/>
+      <w:numFmt w:val="lowerLetter"/>
+      <w:lvlText w:val="%1．"/>
+      <w:lvlJc w:val="left"/>
+      <w:pPr>
+        <w:ind w:left="720" w:hanging="360"/>
+      </w:pPr>
+      <w:rPr>
+        <w:rFonts w:hint="default"/>
+      </w:rPr>
+    </w:lvl>
+    <w:lvl w:ilvl="1" w:tplc="04090019" w:tentative="1">
+      <w:start w:val="1"/>
+      <w:numFmt w:val="lowerLetter"/>
+      <w:lvlText w:val="%2)"/>
+      <w:lvlJc w:val="left"/>
+      <w:pPr>
+        <w:ind w:left="1240" w:hanging="440"/>
+      </w:pPr>
+    </w:lvl>
+    <w:lvl w:ilvl="2" w:tplc="0409001B" w:tentative="1">
+      <w:start w:val="1"/>
+      <w:numFmt w:val="lowerRoman"/>
+      <w:lvlText w:val="%3."/>
+      <w:lvlJc w:val="right"/>
+      <w:pPr>
+        <w:ind w:left="1680" w:hanging="440"/>
+      </w:pPr>
+    </w:lvl>
+    <w:lvl w:ilvl="3" w:tplc="0409000F" w:tentative="1">
+      <w:start w:val="1"/>
+      <w:numFmt w:val="decimal"/>
+      <w:lvlText w:val="%4."/>
+      <w:lvlJc w:val="left"/>
+      <w:pPr>
+        <w:ind w:left="2120" w:hanging="440"/>
+      </w:pPr>
+    </w:lvl>
+    <w:lvl w:ilvl="4" w:tplc="04090019" w:tentative="1">
+      <w:start w:val="1"/>
+      <w:numFmt w:val="lowerLetter"/>
+      <w:lvlText w:val="%5)"/>
+      <w:lvlJc w:val="left"/>
+      <w:pPr>
+        <w:ind w:left="2560" w:hanging="440"/>
+      </w:pPr>
+    </w:lvl>
+    <w:lvl w:ilvl="5" w:tplc="0409001B" w:tentative="1">
+      <w:start w:val="1"/>
+      <w:numFmt w:val="lowerRoman"/>
+      <w:lvlText w:val="%6."/>
+      <w:lvlJc w:val="right"/>
+      <w:pPr>
+        <w:ind w:left="3000" w:hanging="440"/>
+      </w:pPr>
+    </w:lvl>
+    <w:lvl w:ilvl="6" w:tplc="0409000F" w:tentative="1">
+      <w:start w:val="1"/>
+      <w:numFmt w:val="decimal"/>
+      <w:lvlText w:val="%7."/>
+      <w:lvlJc w:val="left"/>
+      <w:pPr>
+        <w:ind w:left="3440" w:hanging="440"/>
+      </w:pPr>
+    </w:lvl>
+    <w:lvl w:ilvl="7" w:tplc="04090019" w:tentative="1">
+      <w:start w:val="1"/>
+      <w:numFmt w:val="lowerLetter"/>
+      <w:lvlText w:val="%8)"/>
+      <w:lvlJc w:val="left"/>
+      <w:pPr>
+        <w:ind w:left="3880" w:hanging="440"/>
+      </w:pPr>
+    </w:lvl>
+    <w:lvl w:ilvl="8" w:tplc="0409001B" w:tentative="1">
+      <w:start w:val="1"/>
+      <w:numFmt w:val="lowerRoman"/>
+      <w:lvlText w:val="%9."/>
+      <w:lvlJc w:val="right"/>
+      <w:pPr>
+        <w:ind w:left="4320" w:hanging="440"/>
+      </w:pPr>
+    </w:lvl>
+  </w:abstractNum>
+  <w:abstractNum w:abstractNumId="4" w15:restartNumberingAfterBreak="0">
+    <w:nsid w:val="7BD037ED"/>
+    <w:multiLevelType w:val="hybridMultilevel"/>
+    <w:tmpl w:val="D4E4BE34"/>
+    <w:lvl w:ilvl="0" w:tplc="301E4D60">
+      <w:start w:val="1"/>
+      <w:numFmt w:val="decimal"/>
+      <w:lvlText w:val="%1."/>
+      <w:lvlJc w:val="left"/>
+      <w:pPr>
+        <w:ind w:left="360" w:hanging="360"/>
+      </w:pPr>
+      <w:rPr>
+        <w:rFonts w:hint="default"/>
+      </w:rPr>
+    </w:lvl>
+    <w:lvl w:ilvl="1" w:tplc="04090019" w:tentative="1">
+      <w:start w:val="1"/>
+      <w:numFmt w:val="lowerLetter"/>
+      <w:lvlText w:val="%2)"/>
+      <w:lvlJc w:val="left"/>
+      <w:pPr>
+        <w:ind w:left="880" w:hanging="440"/>
+      </w:pPr>
+    </w:lvl>
+    <w:lvl w:ilvl="2" w:tplc="0409001B" w:tentative="1">
+      <w:start w:val="1"/>
+      <w:numFmt w:val="lowerRoman"/>
+      <w:lvlText w:val="%3."/>
+      <w:lvlJc w:val="right"/>
+      <w:pPr>
+        <w:ind w:left="1320" w:hanging="440"/>
+      </w:pPr>
+    </w:lvl>
+    <w:lvl w:ilvl="3" w:tplc="0409000F" w:tentative="1">
+      <w:start w:val="1"/>
+      <w:numFmt w:val="decimal"/>
+      <w:lvlText w:val="%4."/>
+      <w:lvlJc w:val="left"/>
+      <w:pPr>
+        <w:ind w:left="1760" w:hanging="440"/>
+      </w:pPr>
+    </w:lvl>
+    <w:lvl w:ilvl="4" w:tplc="04090019" w:tentative="1">
+      <w:start w:val="1"/>
+      <w:numFmt w:val="lowerLetter"/>
+      <w:lvlText w:val="%5)"/>
+      <w:lvlJc w:val="left"/>
+      <w:pPr>
+        <w:ind w:left="2200" w:hanging="440"/>
+      </w:pPr>
+    </w:lvl>
+    <w:lvl w:ilvl="5" w:tplc="0409001B" w:tentative="1">
+      <w:start w:val="1"/>
+      <w:numFmt w:val="lowerRoman"/>
+      <w:lvlText w:val="%6."/>
+      <w:lvlJc w:val="right"/>
+      <w:pPr>
+        <w:ind w:left="2640" w:hanging="440"/>
+      </w:pPr>
+    </w:lvl>
+    <w:lvl w:ilvl="6" w:tplc="0409000F" w:tentative="1">
+      <w:start w:val="1"/>
+      <w:numFmt w:val="decimal"/>
+      <w:lvlText w:val="%7."/>
+      <w:lvlJc w:val="left"/>
+      <w:pPr>
+        <w:ind w:left="3080" w:hanging="440"/>
+      </w:pPr>
+    </w:lvl>
+    <w:lvl w:ilvl="7" w:tplc="04090019" w:tentative="1">
+      <w:start w:val="1"/>
+      <w:numFmt w:val="lowerLetter"/>
+      <w:lvlText w:val="%8)"/>
+      <w:lvlJc w:val="left"/>
+      <w:pPr>
+        <w:ind w:left="3520" w:hanging="440"/>
+      </w:pPr>
+    </w:lvl>
+    <w:lvl w:ilvl="8" w:tplc="0409001B" w:tentative="1">
+      <w:start w:val="1"/>
+      <w:numFmt w:val="lowerRoman"/>
+      <w:lvlText w:val="%9."/>
+      <w:lvlJc w:val="right"/>
+      <w:pPr>
+        <w:ind w:left="3960" w:hanging="440"/>
+      </w:pPr>
+    </w:lvl>
+  </w:abstractNum>
+  <w:num w:numId="1" w16cid:durableId="886259279">
+    <w:abstractNumId w:val="4"/>
+  </w:num>
+  <w:num w:numId="2" w16cid:durableId="202060631">
+    <w:abstractNumId w:val="0"/>
+  </w:num>
+  <w:num w:numId="3" w16cid:durableId="488398772">
+    <w:abstractNumId w:val="1"/>
+  </w:num>
+  <w:num w:numId="4" w16cid:durableId="977540395">
+    <w:abstractNumId w:val="2"/>
+  </w:num>
+  <w:num w:numId="5" w16cid:durableId="1872762437">
+    <w:abstractNumId w:val="3"/>
+  </w:num>
+</w:numbering>
 </file>
 
 <file path=word/styles.xml><?xml version="1.0" encoding="utf-8"?>
@@ -2405,6 +4174,69 @@
       <w:sz w:val="24"/>
     </w:rPr>
   </w:style>
+  <w:style w:type="paragraph" w:styleId="af">
+    <w:name w:val="header"/>
+    <w:basedOn w:val="a"/>
+    <w:link w:val="af0"/>
+    <w:uiPriority w:val="99"/>
+    <w:unhideWhenUsed/>
+    <w:rsid w:val="00F6050E"/>
+    <w:pPr>
+      <w:tabs>
+        <w:tab w:val="center" w:pos="4153"/>
+        <w:tab w:val="right" w:pos="8306"/>
+      </w:tabs>
+      <w:snapToGrid w:val="0"/>
+      <w:spacing w:line="240" w:lineRule="auto"/>
+      <w:jc w:val="center"/>
+    </w:pPr>
+    <w:rPr>
+      <w:sz w:val="18"/>
+      <w:szCs w:val="18"/>
+    </w:rPr>
+  </w:style>
+  <w:style w:type="character" w:customStyle="1" w:styleId="af0">
+    <w:name w:val="页眉 字符"/>
+    <w:basedOn w:val="a0"/>
+    <w:link w:val="af"/>
+    <w:uiPriority w:val="99"/>
+    <w:rsid w:val="00F6050E"/>
+    <w:rPr>
+      <w:sz w:val="18"/>
+      <w:szCs w:val="18"/>
+    </w:rPr>
+  </w:style>
+  <w:style w:type="paragraph" w:styleId="af1">
+    <w:name w:val="footer"/>
+    <w:basedOn w:val="a"/>
+    <w:link w:val="af2"/>
+    <w:uiPriority w:val="99"/>
+    <w:unhideWhenUsed/>
+    <w:rsid w:val="00F6050E"/>
+    <w:pPr>
+      <w:tabs>
+        <w:tab w:val="center" w:pos="4153"/>
+        <w:tab w:val="right" w:pos="8306"/>
+      </w:tabs>
+      <w:snapToGrid w:val="0"/>
+      <w:spacing w:line="240" w:lineRule="auto"/>
+    </w:pPr>
+    <w:rPr>
+      <w:sz w:val="18"/>
+      <w:szCs w:val="18"/>
+    </w:rPr>
+  </w:style>
+  <w:style w:type="character" w:customStyle="1" w:styleId="af2">
+    <w:name w:val="页脚 字符"/>
+    <w:basedOn w:val="a0"/>
+    <w:link w:val="af1"/>
+    <w:uiPriority w:val="99"/>
+    <w:rsid w:val="00F6050E"/>
+    <w:rPr>
+      <w:sz w:val="18"/>
+      <w:szCs w:val="18"/>
+    </w:rPr>
+  </w:style>
 </w:styles>
 </file>
 

--- a/个人仓库/2405070206-陈宇涵/机器学习.docx
+++ b/个人仓库/2405070206-陈宇涵/机器学习.docx
@@ -589,7 +589,25 @@
           <w:bCs/>
           <w:color w:val="000000" w:themeColor="text1"/>
         </w:rPr>
-        <w:t>调整c,b,w就可以改变此函数</w:t>
+        <w:t>调整</w:t>
+      </w:r>
+      <w:proofErr w:type="spellStart"/>
+      <w:r>
+        <w:rPr>
+          <w:b/>
+          <w:bCs/>
+          <w:color w:val="000000" w:themeColor="text1"/>
+        </w:rPr>
+        <w:t>c,b,w</w:t>
+      </w:r>
+      <w:proofErr w:type="spellEnd"/>
+      <w:r>
+        <w:rPr>
+          <w:b/>
+          <w:bCs/>
+          <w:color w:val="000000" w:themeColor="text1"/>
+        </w:rPr>
+        <w:t>就可以改变此函数</w:t>
       </w:r>
     </w:p>
     <w:p>
@@ -1125,7 +1143,25 @@
           <w:bCs/>
           <w:color w:val="000000" w:themeColor="text1"/>
         </w:rPr>
-        <w:t>更多变形：ReLU，这比较方便与0比较大小，写作如下</w:t>
+        <w:t>更多变形：</w:t>
+      </w:r>
+      <w:proofErr w:type="spellStart"/>
+      <w:r>
+        <w:rPr>
+          <w:b/>
+          <w:bCs/>
+          <w:color w:val="000000" w:themeColor="text1"/>
+        </w:rPr>
+        <w:t>ReLU</w:t>
+      </w:r>
+      <w:proofErr w:type="spellEnd"/>
+      <w:r>
+        <w:rPr>
+          <w:b/>
+          <w:bCs/>
+          <w:color w:val="000000" w:themeColor="text1"/>
+        </w:rPr>
+        <w:t>，这比较方便与0比较大小，写作如下</w:t>
       </w:r>
     </w:p>
     <w:p>
@@ -1314,7 +1350,25 @@
           <w:bCs/>
           <w:color w:val="000000" w:themeColor="text1"/>
         </w:rPr>
-        <w:t>这里的sig或ReLU就叫做neuron，整体就叫做神经网络</w:t>
+        <w:t>这里的sig或</w:t>
+      </w:r>
+      <w:proofErr w:type="spellStart"/>
+      <w:r>
+        <w:rPr>
+          <w:b/>
+          <w:bCs/>
+          <w:color w:val="000000" w:themeColor="text1"/>
+        </w:rPr>
+        <w:t>ReLU</w:t>
+      </w:r>
+      <w:proofErr w:type="spellEnd"/>
+      <w:r>
+        <w:rPr>
+          <w:b/>
+          <w:bCs/>
+          <w:color w:val="000000" w:themeColor="text1"/>
+        </w:rPr>
+        <w:t>就叫做neuron，整体就叫做神经网络</w:t>
       </w:r>
     </w:p>
     <w:p>
@@ -1989,8 +2043,13 @@
           <w:rFonts w:hint="eastAsia"/>
         </w:rPr>
       </w:pPr>
-      <w:r>
-        <w:t>c.early stopping</w:t>
+      <w:proofErr w:type="spellStart"/>
+      <w:r>
+        <w:t>c.early</w:t>
+      </w:r>
+      <w:proofErr w:type="spellEnd"/>
+      <w:r>
+        <w:t xml:space="preserve"> stopping</w:t>
       </w:r>
     </w:p>
     <w:p>
@@ -2000,9 +2059,11 @@
           <w:rFonts w:hint="eastAsia"/>
         </w:rPr>
       </w:pPr>
+      <w:proofErr w:type="spellStart"/>
       <w:r>
         <w:t>d.regularization</w:t>
       </w:r>
+      <w:proofErr w:type="spellEnd"/>
     </w:p>
     <w:p>
       <w:pPr>
@@ -2011,9 +2072,11 @@
           <w:rFonts w:hint="eastAsia"/>
         </w:rPr>
       </w:pPr>
+      <w:proofErr w:type="spellStart"/>
       <w:r>
         <w:t>e.dropout</w:t>
       </w:r>
+      <w:proofErr w:type="spellEnd"/>
     </w:p>
     <w:p>
       <w:pPr>
@@ -2164,6 +2227,7 @@
     <w:p>
       <w:pPr>
         <w:rPr>
+          <w:rFonts w:hint="eastAsia"/>
           <w:b/>
           <w:bCs/>
           <w:color w:val="000000" w:themeColor="text1"/>
@@ -2173,6 +2237,9 @@
     <w:p>
       <w:pPr>
         <w:pStyle w:val="1"/>
+        <w:rPr>
+          <w:rFonts w:hint="eastAsia"/>
+        </w:rPr>
       </w:pPr>
       <w:r>
         <w:rPr>
@@ -2190,6 +2257,7 @@
           <w:numId w:val="3"/>
         </w:numPr>
         <w:rPr>
+          <w:rFonts w:hint="eastAsia"/>
           <w:b/>
           <w:bCs/>
         </w:rPr>
@@ -2218,6 +2286,7 @@
           <w:numId w:val="4"/>
         </w:numPr>
         <w:rPr>
+          <w:rFonts w:hint="eastAsia"/>
           <w:b/>
           <w:bCs/>
         </w:rPr>
@@ -2234,14 +2303,16 @@
       <w:pPr>
         <w:pStyle w:val="a9"/>
         <w:rPr>
-          <w:b/>
-          <w:bCs/>
-        </w:rPr>
-      </w:pPr>
-      <w:r>
-        <w:rPr>
-          <w:b/>
-          <w:bCs/>
+          <w:rFonts w:hint="eastAsia"/>
+          <w:b/>
+          <w:bCs/>
+        </w:rPr>
+      </w:pPr>
+      <w:r>
+        <w:rPr>
+          <w:b/>
+          <w:bCs/>
+          <w:noProof/>
         </w:rPr>
         <w:drawing>
           <wp:inline distT="0" distB="0" distL="0" distR="0" wp14:anchorId="6A1FD8AE" wp14:editId="04EF8973">
@@ -2288,6 +2359,7 @@
           <w:numId w:val="4"/>
         </w:numPr>
         <w:rPr>
+          <w:rFonts w:hint="eastAsia"/>
           <w:b/>
           <w:bCs/>
         </w:rPr>
@@ -2323,6 +2395,7 @@
           <w:numId w:val="4"/>
         </w:numPr>
         <w:rPr>
+          <w:rFonts w:hint="eastAsia"/>
           <w:b/>
           <w:bCs/>
         </w:rPr>
@@ -2343,6 +2416,7 @@
           <w:numId w:val="3"/>
         </w:numPr>
         <w:rPr>
+          <w:rFonts w:hint="eastAsia"/>
           <w:b/>
           <w:bCs/>
         </w:rPr>
@@ -2359,6 +2433,7 @@
       <w:pPr>
         <w:ind w:left="360"/>
         <w:rPr>
+          <w:rFonts w:hint="eastAsia"/>
           <w:b/>
           <w:bCs/>
         </w:rPr>
@@ -2376,14 +2451,16 @@
       <w:pPr>
         <w:pStyle w:val="a9"/>
         <w:rPr>
-          <w:b/>
-          <w:bCs/>
-        </w:rPr>
-      </w:pPr>
-      <w:r>
-        <w:rPr>
-          <w:b/>
-          <w:bCs/>
+          <w:rFonts w:hint="eastAsia"/>
+          <w:b/>
+          <w:bCs/>
+        </w:rPr>
+      </w:pPr>
+      <w:r>
+        <w:rPr>
+          <w:b/>
+          <w:bCs/>
+          <w:noProof/>
         </w:rPr>
         <w:drawing>
           <wp:inline distT="0" distB="0" distL="0" distR="0" wp14:anchorId="2F4F342E" wp14:editId="4AEC2D5D">
@@ -2426,6 +2503,7 @@
       <w:pPr>
         <w:pStyle w:val="a9"/>
         <w:rPr>
+          <w:rFonts w:hint="eastAsia"/>
           <w:b/>
           <w:bCs/>
         </w:rPr>
@@ -2442,14 +2520,16 @@
       <w:pPr>
         <w:pStyle w:val="a9"/>
         <w:rPr>
-          <w:b/>
-          <w:bCs/>
-        </w:rPr>
-      </w:pPr>
-      <w:r>
-        <w:rPr>
-          <w:b/>
-          <w:bCs/>
+          <w:rFonts w:hint="eastAsia"/>
+          <w:b/>
+          <w:bCs/>
+        </w:rPr>
+      </w:pPr>
+      <w:r>
+        <w:rPr>
+          <w:b/>
+          <w:bCs/>
+          <w:noProof/>
         </w:rPr>
         <w:drawing>
           <wp:inline distT="0" distB="0" distL="0" distR="0" wp14:anchorId="1FB2881F" wp14:editId="161545F4">
@@ -2492,6 +2572,7 @@
       <w:pPr>
         <w:pStyle w:val="a9"/>
         <w:rPr>
+          <w:rFonts w:hint="eastAsia"/>
           <w:b/>
           <w:bCs/>
         </w:rPr>
@@ -2508,14 +2589,16 @@
       <w:pPr>
         <w:pStyle w:val="a9"/>
         <w:rPr>
-          <w:b/>
-          <w:bCs/>
-        </w:rPr>
-      </w:pPr>
-      <w:r>
-        <w:rPr>
-          <w:b/>
-          <w:bCs/>
+          <w:rFonts w:hint="eastAsia"/>
+          <w:b/>
+          <w:bCs/>
+        </w:rPr>
+      </w:pPr>
+      <w:r>
+        <w:rPr>
+          <w:b/>
+          <w:bCs/>
+          <w:noProof/>
         </w:rPr>
         <w:lastRenderedPageBreak/>
         <w:drawing>
@@ -2559,6 +2642,7 @@
       <w:pPr>
         <w:pStyle w:val="a9"/>
         <w:rPr>
+          <w:rFonts w:hint="eastAsia"/>
           <w:b/>
           <w:bCs/>
         </w:rPr>
@@ -2575,14 +2659,16 @@
       <w:pPr>
         <w:pStyle w:val="a9"/>
         <w:rPr>
-          <w:b/>
-          <w:bCs/>
-        </w:rPr>
-      </w:pPr>
-      <w:r>
-        <w:rPr>
-          <w:b/>
-          <w:bCs/>
+          <w:rFonts w:hint="eastAsia"/>
+          <w:b/>
+          <w:bCs/>
+        </w:rPr>
+      </w:pPr>
+      <w:r>
+        <w:rPr>
+          <w:b/>
+          <w:bCs/>
+          <w:noProof/>
         </w:rPr>
         <w:drawing>
           <wp:inline distT="0" distB="0" distL="0" distR="0" wp14:anchorId="411AEDC9" wp14:editId="0B148FFB">
@@ -2643,14 +2729,16 @@
         <w:pStyle w:val="a9"/>
         <w:ind w:left="360"/>
         <w:rPr>
-          <w:b/>
-          <w:bCs/>
-        </w:rPr>
-      </w:pPr>
-      <w:r>
-        <w:rPr>
-          <w:b/>
-          <w:bCs/>
+          <w:rFonts w:hint="eastAsia"/>
+          <w:b/>
+          <w:bCs/>
+        </w:rPr>
+      </w:pPr>
+      <w:r>
+        <w:rPr>
+          <w:b/>
+          <w:bCs/>
+          <w:noProof/>
         </w:rPr>
         <w:drawing>
           <wp:inline distT="0" distB="0" distL="0" distR="0" wp14:anchorId="132240E3" wp14:editId="02FB0FE6">
@@ -2691,12 +2779,859 @@
     </w:p>
     <w:p>
       <w:pPr>
+        <w:pStyle w:val="1"/>
+      </w:pPr>
+      <w:r>
+        <w:rPr>
+          <w:rFonts w:hint="eastAsia"/>
+        </w:rPr>
+        <w:t>第五节:</w:t>
+      </w:r>
+      <w:r>
+        <w:rPr>
+          <w:rFonts w:ascii="Helvetica" w:eastAsiaTheme="minorEastAsia" w:hAnsi="Helvetica" w:cs="Helvetica"/>
+          <w:b/>
+          <w:bCs/>
+          <w:color w:val="18191C"/>
+          <w:sz w:val="26"/>
+          <w:szCs w:val="26"/>
+          <w:shd w:val="clear" w:color="auto" w:fill="FFFFFF"/>
+        </w:rPr>
+        <w:t xml:space="preserve"> </w:t>
+      </w:r>
+      <w:r>
+        <w:rPr>
+          <w:b/>
+          <w:bCs/>
+        </w:rPr>
+        <w:t>batch与momentum讲解</w:t>
+      </w:r>
+    </w:p>
+    <w:p>
+      <w:pPr>
+        <w:pStyle w:val="a9"/>
+        <w:numPr>
+          <w:ilvl w:val="0"/>
+          <w:numId w:val="6"/>
+        </w:numPr>
+        <w:rPr>
+          <w:b/>
+          <w:bCs/>
+        </w:rPr>
+      </w:pPr>
+      <w:r>
+        <w:rPr>
+          <w:b/>
+          <w:bCs/>
+        </w:rPr>
+        <w:t>batch size</w:t>
+      </w:r>
+    </w:p>
+    <w:p>
+      <w:pPr>
         <w:pStyle w:val="a9"/>
         <w:ind w:left="360"/>
-        <w:rPr>
-          <w:rFonts w:hint="eastAsia"/>
-          <w:b/>
-          <w:bCs/>
+      </w:pPr>
+      <w:r>
+        <w:lastRenderedPageBreak/>
+        <w:drawing>
+          <wp:inline distT="0" distB="0" distL="0" distR="0" wp14:anchorId="33E32DC6" wp14:editId="61A15437">
+            <wp:extent cx="2594755" cy="1789663"/>
+            <wp:effectExtent l="0" t="0" r="0" b="1270"/>
+            <wp:docPr id="607392092" name="图片 1"/>
+            <wp:cNvGraphicFramePr>
+              <a:graphicFrameLocks xmlns:a="http://schemas.openxmlformats.org/drawingml/2006/main" noChangeAspect="1"/>
+            </wp:cNvGraphicFramePr>
+            <a:graphic xmlns:a="http://schemas.openxmlformats.org/drawingml/2006/main">
+              <a:graphicData uri="http://schemas.openxmlformats.org/drawingml/2006/picture">
+                <pic:pic xmlns:pic="http://schemas.openxmlformats.org/drawingml/2006/picture">
+                  <pic:nvPicPr>
+                    <pic:cNvPr id="607392092" name=""/>
+                    <pic:cNvPicPr/>
+                  </pic:nvPicPr>
+                  <pic:blipFill>
+                    <a:blip r:embed="rId32"/>
+                    <a:stretch>
+                      <a:fillRect/>
+                    </a:stretch>
+                  </pic:blipFill>
+                  <pic:spPr>
+                    <a:xfrm>
+                      <a:off x="0" y="0"/>
+                      <a:ext cx="2604048" cy="1796073"/>
+                    </a:xfrm>
+                    <a:prstGeom prst="rect">
+                      <a:avLst/>
+                    </a:prstGeom>
+                  </pic:spPr>
+                </pic:pic>
+              </a:graphicData>
+            </a:graphic>
+          </wp:inline>
+        </w:drawing>
+      </w:r>
+    </w:p>
+    <w:p>
+      <w:pPr>
+        <w:pStyle w:val="a9"/>
+        <w:ind w:left="360"/>
+      </w:pPr>
+      <w:r>
+        <w:t>在每一个epoch后打乱/shuffle</w:t>
+      </w:r>
+    </w:p>
+    <w:p>
+      <w:pPr>
+        <w:pStyle w:val="a9"/>
+        <w:numPr>
+          <w:ilvl w:val="0"/>
+          <w:numId w:val="6"/>
+        </w:numPr>
+        <w:rPr>
+          <w:b/>
+          <w:bCs/>
+        </w:rPr>
+      </w:pPr>
+      <w:r>
+        <w:rPr>
+          <w:b/>
+          <w:bCs/>
+        </w:rPr>
+        <w:t>为什么用batch？</w:t>
+      </w:r>
+    </w:p>
+    <w:p>
+      <w:pPr>
+        <w:pStyle w:val="a9"/>
+        <w:ind w:left="360"/>
+      </w:pPr>
+      <w:r>
+        <w:drawing>
+          <wp:inline distT="0" distB="0" distL="0" distR="0" wp14:anchorId="35C4109F" wp14:editId="3A79873C">
+            <wp:extent cx="2851667" cy="2000345"/>
+            <wp:effectExtent l="0" t="0" r="6350" b="0"/>
+            <wp:docPr id="1989330071" name="图片 1"/>
+            <wp:cNvGraphicFramePr>
+              <a:graphicFrameLocks xmlns:a="http://schemas.openxmlformats.org/drawingml/2006/main" noChangeAspect="1"/>
+            </wp:cNvGraphicFramePr>
+            <a:graphic xmlns:a="http://schemas.openxmlformats.org/drawingml/2006/main">
+              <a:graphicData uri="http://schemas.openxmlformats.org/drawingml/2006/picture">
+                <pic:pic xmlns:pic="http://schemas.openxmlformats.org/drawingml/2006/picture">
+                  <pic:nvPicPr>
+                    <pic:cNvPr id="1989330071" name=""/>
+                    <pic:cNvPicPr/>
+                  </pic:nvPicPr>
+                  <pic:blipFill>
+                    <a:blip r:embed="rId33"/>
+                    <a:stretch>
+                      <a:fillRect/>
+                    </a:stretch>
+                  </pic:blipFill>
+                  <pic:spPr>
+                    <a:xfrm>
+                      <a:off x="0" y="0"/>
+                      <a:ext cx="2863634" cy="2008740"/>
+                    </a:xfrm>
+                    <a:prstGeom prst="rect">
+                      <a:avLst/>
+                    </a:prstGeom>
+                  </pic:spPr>
+                </pic:pic>
+              </a:graphicData>
+            </a:graphic>
+          </wp:inline>
+        </w:drawing>
+      </w:r>
+    </w:p>
+    <w:p>
+      <w:pPr>
+        <w:pStyle w:val="a9"/>
+        <w:ind w:left="360"/>
+      </w:pPr>
+      <w:r>
+        <w:t>大小batch各有好处：时间长/短，稳定/不稳定</w:t>
+      </w:r>
+    </w:p>
+    <w:p>
+      <w:pPr>
+        <w:pStyle w:val="a9"/>
+        <w:numPr>
+          <w:ilvl w:val="0"/>
+          <w:numId w:val="6"/>
+        </w:numPr>
+      </w:pPr>
+      <w:r>
+        <w:t>考虑用</w:t>
+      </w:r>
+      <w:proofErr w:type="spellStart"/>
+      <w:r>
+        <w:t>gpu</w:t>
+      </w:r>
+      <w:proofErr w:type="spellEnd"/>
+      <w:r>
+        <w:t>平行运算时，larger match不一定需要更长的时间来计算梯度和loss（除非batch size太大）</w:t>
+      </w:r>
+    </w:p>
+    <w:p>
+      <w:pPr>
+        <w:pStyle w:val="a9"/>
+        <w:ind w:left="360"/>
+      </w:pPr>
+      <w:proofErr w:type="spellStart"/>
+      <w:r>
+        <w:rPr>
+          <w:color w:val="EE0000"/>
+        </w:rPr>
+        <w:t>batchsize</w:t>
+      </w:r>
+      <w:proofErr w:type="spellEnd"/>
+      <w:r>
+        <w:rPr>
+          <w:color w:val="EE0000"/>
+        </w:rPr>
+        <w:t>越大，正确率越低</w:t>
+      </w:r>
+    </w:p>
+    <w:p>
+      <w:pPr>
+        <w:pStyle w:val="a9"/>
+        <w:ind w:left="360"/>
+        <w:rPr>
+          <w:color w:val="EE0000"/>
+        </w:rPr>
+      </w:pPr>
+      <w:r>
+        <w:rPr>
+          <w:color w:val="EE0000"/>
+        </w:rPr>
+        <w:t>small batch 在testing时比较好</w:t>
+      </w:r>
+      <w:r>
+        <w:rPr>
+          <w:rFonts w:hint="eastAsia"/>
+          <w:color w:val="EE0000"/>
+        </w:rPr>
+        <w:t>(</w:t>
+      </w:r>
+      <w:r>
+        <w:rPr>
+          <w:color w:val="EE0000"/>
+        </w:rPr>
+        <w:t>小的batch因为会瞎走，更容易跳出sharp minima，大的batch不容易跳出去</w:t>
+      </w:r>
+      <w:r>
+        <w:rPr>
+          <w:rFonts w:hint="eastAsia"/>
+          <w:color w:val="EE0000"/>
+        </w:rPr>
+        <w:t>)</w:t>
+      </w:r>
+    </w:p>
+    <w:p>
+      <w:pPr>
+        <w:pStyle w:val="a9"/>
+        <w:ind w:left="360"/>
+        <w:rPr>
+          <w:color w:val="EE0000"/>
+        </w:rPr>
+      </w:pPr>
+      <w:r>
+        <w:rPr>
+          <w:rFonts w:hint="eastAsia"/>
+          <w:color w:val="EE0000"/>
+        </w:rPr>
+        <w:t>总结：</w:t>
+      </w:r>
+    </w:p>
+    <w:p>
+      <w:pPr>
+        <w:pStyle w:val="a9"/>
+        <w:ind w:left="360"/>
+        <w:rPr>
+          <w:color w:val="EE0000"/>
+        </w:rPr>
+      </w:pPr>
+      <w:r>
+        <w:rPr>
+          <w:color w:val="EE0000"/>
+        </w:rPr>
+        <w:drawing>
+          <wp:inline distT="0" distB="0" distL="0" distR="0" wp14:anchorId="139E2012" wp14:editId="3C738F00">
+            <wp:extent cx="2951148" cy="1913116"/>
+            <wp:effectExtent l="0" t="0" r="1905" b="0"/>
+            <wp:docPr id="1916240541" name="图片 1"/>
+            <wp:cNvGraphicFramePr>
+              <a:graphicFrameLocks xmlns:a="http://schemas.openxmlformats.org/drawingml/2006/main" noChangeAspect="1"/>
+            </wp:cNvGraphicFramePr>
+            <a:graphic xmlns:a="http://schemas.openxmlformats.org/drawingml/2006/main">
+              <a:graphicData uri="http://schemas.openxmlformats.org/drawingml/2006/picture">
+                <pic:pic xmlns:pic="http://schemas.openxmlformats.org/drawingml/2006/picture">
+                  <pic:nvPicPr>
+                    <pic:cNvPr id="1916240541" name=""/>
+                    <pic:cNvPicPr/>
+                  </pic:nvPicPr>
+                  <pic:blipFill>
+                    <a:blip r:embed="rId34"/>
+                    <a:stretch>
+                      <a:fillRect/>
+                    </a:stretch>
+                  </pic:blipFill>
+                  <pic:spPr>
+                    <a:xfrm>
+                      <a:off x="0" y="0"/>
+                      <a:ext cx="2960065" cy="1918896"/>
+                    </a:xfrm>
+                    <a:prstGeom prst="rect">
+                      <a:avLst/>
+                    </a:prstGeom>
+                  </pic:spPr>
+                </pic:pic>
+              </a:graphicData>
+            </a:graphic>
+          </wp:inline>
+        </w:drawing>
+      </w:r>
+    </w:p>
+    <w:p>
+      <w:pPr>
+        <w:pStyle w:val="a9"/>
+        <w:numPr>
+          <w:ilvl w:val="0"/>
+          <w:numId w:val="6"/>
+        </w:numPr>
+        <w:rPr>
+          <w:b/>
+          <w:bCs/>
+        </w:rPr>
+      </w:pPr>
+      <w:r>
+        <w:rPr>
+          <w:b/>
+          <w:bCs/>
+        </w:rPr>
+        <w:t>momentum</w:t>
+      </w:r>
+    </w:p>
+    <w:p>
+      <w:pPr>
+        <w:rPr>
+          <w:b/>
+          <w:bCs/>
+        </w:rPr>
+      </w:pPr>
+      <w:r>
+        <w:rPr>
+          <w:rFonts w:hint="eastAsia"/>
+          <w:b/>
+          <w:bCs/>
+        </w:rPr>
+        <w:t>定义：</w:t>
+      </w:r>
+      <w:r>
+        <w:rPr>
+          <w:b/>
+          <w:bCs/>
+        </w:rPr>
+        <w:t>加速梯度下降、减少震荡、让训练更稳更快</w:t>
+      </w:r>
+    </w:p>
+    <w:p>
+      <w:r>
+        <w:lastRenderedPageBreak/>
+        <w:t>用small batch size和momentum躲开critical points</w:t>
+      </w:r>
+    </w:p>
+    <w:p>
+      <w:pPr>
+        <w:pStyle w:val="1"/>
+      </w:pPr>
+      <w:r>
+        <w:rPr>
+          <w:rFonts w:hint="eastAsia"/>
+        </w:rPr>
+        <w:t>第六节</w:t>
+      </w:r>
+    </w:p>
+    <w:p>
+      <w:r>
+        <w:rPr>
+          <w:rFonts w:hint="eastAsia"/>
+        </w:rPr>
+        <w:t>1.</w:t>
+      </w:r>
+      <w:r>
+        <w:rPr>
+          <w:rFonts w:ascii="Helvetica" w:eastAsia="宋体" w:hAnsi="Helvetica" w:cs="Helvetica"/>
+          <w:color w:val="18191C"/>
+          <w:kern w:val="0"/>
+          <w:sz w:val="26"/>
+          <w:szCs w:val="26"/>
+          <w14:ligatures w14:val="none"/>
+        </w:rPr>
+        <w:t xml:space="preserve"> </w:t>
+      </w:r>
+      <w:r>
+        <w:t>当loss很小，gradient不一定很小。有可能只是单纯地卡住了</w:t>
+      </w:r>
+    </w:p>
+    <w:p>
+      <w:r>
+        <w:t>很多时候不是critical point的问题，学习率大小本身就很影响</w:t>
+      </w:r>
+    </w:p>
+    <w:p>
+      <w:r>
+        <w:rPr>
+          <w:rFonts w:hint="eastAsia"/>
+        </w:rPr>
+        <w:t>2.</w:t>
+      </w:r>
+      <w:r>
+        <w:t>如何客制化learning rate?</w:t>
+      </w:r>
+    </w:p>
+    <w:p>
+      <w:pPr>
+        <w:pStyle w:val="a9"/>
+        <w:ind w:left="360"/>
+      </w:pPr>
+      <w:r>
+        <w:rPr>
+          <w:rFonts w:hint="eastAsia"/>
+        </w:rPr>
+        <w:t>A．</w:t>
+      </w:r>
+    </w:p>
+    <w:p>
+      <w:pPr>
+        <w:pStyle w:val="a9"/>
+        <w:ind w:left="360"/>
+      </w:pPr>
+    </w:p>
+    <w:p>
+      <w:pPr>
+        <w:pStyle w:val="a9"/>
+        <w:ind w:left="360"/>
+      </w:pPr>
+      <w:r>
+        <w:drawing>
+          <wp:inline distT="0" distB="0" distL="0" distR="0" wp14:anchorId="684F4B2E" wp14:editId="1D90C64B">
+            <wp:extent cx="3205223" cy="2243656"/>
+            <wp:effectExtent l="0" t="0" r="0" b="4445"/>
+            <wp:docPr id="425238465" name="图片 1"/>
+            <wp:cNvGraphicFramePr>
+              <a:graphicFrameLocks xmlns:a="http://schemas.openxmlformats.org/drawingml/2006/main" noChangeAspect="1"/>
+            </wp:cNvGraphicFramePr>
+            <a:graphic xmlns:a="http://schemas.openxmlformats.org/drawingml/2006/main">
+              <a:graphicData uri="http://schemas.openxmlformats.org/drawingml/2006/picture">
+                <pic:pic xmlns:pic="http://schemas.openxmlformats.org/drawingml/2006/picture">
+                  <pic:nvPicPr>
+                    <pic:cNvPr id="425238465" name=""/>
+                    <pic:cNvPicPr/>
+                  </pic:nvPicPr>
+                  <pic:blipFill>
+                    <a:blip r:embed="rId35"/>
+                    <a:stretch>
+                      <a:fillRect/>
+                    </a:stretch>
+                  </pic:blipFill>
+                  <pic:spPr>
+                    <a:xfrm>
+                      <a:off x="0" y="0"/>
+                      <a:ext cx="3211427" cy="2247999"/>
+                    </a:xfrm>
+                    <a:prstGeom prst="rect">
+                      <a:avLst/>
+                    </a:prstGeom>
+                  </pic:spPr>
+                </pic:pic>
+              </a:graphicData>
+            </a:graphic>
+          </wp:inline>
+        </w:drawing>
+      </w:r>
+    </w:p>
+    <w:p>
+      <w:pPr>
+        <w:pStyle w:val="a9"/>
+        <w:ind w:left="360"/>
+      </w:pPr>
+      <w:r>
+        <w:rPr>
+          <w:rFonts w:hint="eastAsia"/>
+        </w:rPr>
+        <w:t>平滑</w:t>
+      </w:r>
+      <w:r>
+        <w:rPr>
+          <w:rFonts w:hint="eastAsia"/>
+        </w:rPr>
+        <w:t>Learning Rate大，陡峭</w:t>
+      </w:r>
+      <w:r>
+        <w:rPr>
+          <w:rFonts w:hint="eastAsia"/>
+        </w:rPr>
+        <w:t>Learning Rate</w:t>
+      </w:r>
+      <w:r>
+        <w:rPr>
+          <w:rFonts w:hint="eastAsia"/>
+        </w:rPr>
+        <w:t>小</w:t>
+      </w:r>
+    </w:p>
+    <w:p>
+      <w:pPr>
+        <w:pStyle w:val="a9"/>
+        <w:ind w:left="360"/>
+      </w:pPr>
+      <w:r>
+        <w:rPr>
+          <w:rFonts w:hint="eastAsia"/>
+        </w:rPr>
+        <w:t>计算</w:t>
+      </w:r>
+      <w:r>
+        <w:t>σ</w:t>
+      </w:r>
+    </w:p>
+    <w:p>
+      <w:pPr>
+        <w:pStyle w:val="a9"/>
+        <w:ind w:left="360"/>
+      </w:pPr>
+      <w:r>
+        <w:drawing>
+          <wp:inline distT="0" distB="0" distL="0" distR="0" wp14:anchorId="2B0F7230" wp14:editId="1F19FFCB">
+            <wp:extent cx="2789598" cy="1906226"/>
+            <wp:effectExtent l="0" t="0" r="0" b="0"/>
+            <wp:docPr id="705607315" name="图片 1"/>
+            <wp:cNvGraphicFramePr>
+              <a:graphicFrameLocks xmlns:a="http://schemas.openxmlformats.org/drawingml/2006/main" noChangeAspect="1"/>
+            </wp:cNvGraphicFramePr>
+            <a:graphic xmlns:a="http://schemas.openxmlformats.org/drawingml/2006/main">
+              <a:graphicData uri="http://schemas.openxmlformats.org/drawingml/2006/picture">
+                <pic:pic xmlns:pic="http://schemas.openxmlformats.org/drawingml/2006/picture">
+                  <pic:nvPicPr>
+                    <pic:cNvPr id="705607315" name=""/>
+                    <pic:cNvPicPr/>
+                  </pic:nvPicPr>
+                  <pic:blipFill>
+                    <a:blip r:embed="rId36"/>
+                    <a:stretch>
+                      <a:fillRect/>
+                    </a:stretch>
+                  </pic:blipFill>
+                  <pic:spPr>
+                    <a:xfrm>
+                      <a:off x="0" y="0"/>
+                      <a:ext cx="2803054" cy="1915421"/>
+                    </a:xfrm>
+                    <a:prstGeom prst="rect">
+                      <a:avLst/>
+                    </a:prstGeom>
+                  </pic:spPr>
+                </pic:pic>
+              </a:graphicData>
+            </a:graphic>
+          </wp:inline>
+        </w:drawing>
+      </w:r>
+    </w:p>
+    <w:p>
+      <w:pPr>
+        <w:pStyle w:val="a9"/>
+        <w:ind w:left="360"/>
+      </w:pPr>
+      <w:r>
+        <w:rPr>
+          <w:rFonts w:hint="eastAsia"/>
+        </w:rPr>
+        <w:t>B．</w:t>
+      </w:r>
+      <w:proofErr w:type="spellStart"/>
+      <w:r>
+        <w:t>RMSProp</w:t>
+      </w:r>
+      <w:proofErr w:type="spellEnd"/>
+    </w:p>
+    <w:p>
+      <w:pPr>
+        <w:pStyle w:val="a9"/>
+        <w:ind w:left="360"/>
+      </w:pPr>
+      <w:r>
+        <w:lastRenderedPageBreak/>
+        <w:drawing>
+          <wp:inline distT="0" distB="0" distL="0" distR="0" wp14:anchorId="32497ACB" wp14:editId="532A6E4B">
+            <wp:extent cx="1910166" cy="1431391"/>
+            <wp:effectExtent l="0" t="0" r="0" b="0"/>
+            <wp:docPr id="684820563" name="图片 1"/>
+            <wp:cNvGraphicFramePr>
+              <a:graphicFrameLocks xmlns:a="http://schemas.openxmlformats.org/drawingml/2006/main" noChangeAspect="1"/>
+            </wp:cNvGraphicFramePr>
+            <a:graphic xmlns:a="http://schemas.openxmlformats.org/drawingml/2006/main">
+              <a:graphicData uri="http://schemas.openxmlformats.org/drawingml/2006/picture">
+                <pic:pic xmlns:pic="http://schemas.openxmlformats.org/drawingml/2006/picture">
+                  <pic:nvPicPr>
+                    <pic:cNvPr id="684820563" name=""/>
+                    <pic:cNvPicPr/>
+                  </pic:nvPicPr>
+                  <pic:blipFill>
+                    <a:blip r:embed="rId37"/>
+                    <a:stretch>
+                      <a:fillRect/>
+                    </a:stretch>
+                  </pic:blipFill>
+                  <pic:spPr>
+                    <a:xfrm>
+                      <a:off x="0" y="0"/>
+                      <a:ext cx="1918256" cy="1437453"/>
+                    </a:xfrm>
+                    <a:prstGeom prst="rect">
+                      <a:avLst/>
+                    </a:prstGeom>
+                  </pic:spPr>
+                </pic:pic>
+              </a:graphicData>
+            </a:graphic>
+          </wp:inline>
+        </w:drawing>
+      </w:r>
+    </w:p>
+    <w:p>
+      <w:pPr>
+        <w:pStyle w:val="a9"/>
+        <w:ind w:left="360"/>
+      </w:pPr>
+      <w:r>
+        <w:t>目前最常用Adam</w:t>
+      </w:r>
+    </w:p>
+    <w:p>
+      <w:pPr>
+        <w:pStyle w:val="a9"/>
+        <w:ind w:left="360"/>
+      </w:pPr>
+      <w:r>
+        <w:drawing>
+          <wp:inline distT="0" distB="0" distL="0" distR="0" wp14:anchorId="6E60098F" wp14:editId="755B9434">
+            <wp:extent cx="3105583" cy="2343477"/>
+            <wp:effectExtent l="0" t="0" r="0" b="0"/>
+            <wp:docPr id="1636039881" name="图片 1"/>
+            <wp:cNvGraphicFramePr>
+              <a:graphicFrameLocks xmlns:a="http://schemas.openxmlformats.org/drawingml/2006/main" noChangeAspect="1"/>
+            </wp:cNvGraphicFramePr>
+            <a:graphic xmlns:a="http://schemas.openxmlformats.org/drawingml/2006/main">
+              <a:graphicData uri="http://schemas.openxmlformats.org/drawingml/2006/picture">
+                <pic:pic xmlns:pic="http://schemas.openxmlformats.org/drawingml/2006/picture">
+                  <pic:nvPicPr>
+                    <pic:cNvPr id="1636039881" name=""/>
+                    <pic:cNvPicPr/>
+                  </pic:nvPicPr>
+                  <pic:blipFill>
+                    <a:blip r:embed="rId38"/>
+                    <a:stretch>
+                      <a:fillRect/>
+                    </a:stretch>
+                  </pic:blipFill>
+                  <pic:spPr>
+                    <a:xfrm>
+                      <a:off x="0" y="0"/>
+                      <a:ext cx="3105583" cy="2343477"/>
+                    </a:xfrm>
+                    <a:prstGeom prst="rect">
+                      <a:avLst/>
+                    </a:prstGeom>
+                  </pic:spPr>
+                </pic:pic>
+              </a:graphicData>
+            </a:graphic>
+          </wp:inline>
+        </w:drawing>
+      </w:r>
+    </w:p>
+    <w:p>
+      <w:pPr>
+        <w:pStyle w:val="a9"/>
+        <w:numPr>
+          <w:ilvl w:val="0"/>
+          <w:numId w:val="3"/>
+        </w:numPr>
+      </w:pPr>
+      <w:r>
+        <w:t>在学习率不变化时会出现“喷发”</w:t>
+      </w:r>
+    </w:p>
+    <w:p>
+      <w:pPr>
+        <w:pStyle w:val="a9"/>
+        <w:numPr>
+          <w:ilvl w:val="0"/>
+          <w:numId w:val="7"/>
+        </w:numPr>
+      </w:pPr>
+      <w:r>
+        <w:t>当学习率逐渐变小，可以解决喷发</w:t>
+      </w:r>
+    </w:p>
+    <w:p>
+      <w:pPr>
+        <w:pStyle w:val="a9"/>
+      </w:pPr>
+      <w:r>
+        <w:drawing>
+          <wp:inline distT="0" distB="0" distL="0" distR="0" wp14:anchorId="3B4FBC0A" wp14:editId="759D6AB5">
+            <wp:extent cx="2801000" cy="2238658"/>
+            <wp:effectExtent l="0" t="0" r="0" b="9525"/>
+            <wp:docPr id="144951899" name="图片 1"/>
+            <wp:cNvGraphicFramePr>
+              <a:graphicFrameLocks xmlns:a="http://schemas.openxmlformats.org/drawingml/2006/main" noChangeAspect="1"/>
+            </wp:cNvGraphicFramePr>
+            <a:graphic xmlns:a="http://schemas.openxmlformats.org/drawingml/2006/main">
+              <a:graphicData uri="http://schemas.openxmlformats.org/drawingml/2006/picture">
+                <pic:pic xmlns:pic="http://schemas.openxmlformats.org/drawingml/2006/picture">
+                  <pic:nvPicPr>
+                    <pic:cNvPr id="144951899" name=""/>
+                    <pic:cNvPicPr/>
+                  </pic:nvPicPr>
+                  <pic:blipFill>
+                    <a:blip r:embed="rId39"/>
+                    <a:stretch>
+                      <a:fillRect/>
+                    </a:stretch>
+                  </pic:blipFill>
+                  <pic:spPr>
+                    <a:xfrm flipH="1">
+                      <a:off x="0" y="0"/>
+                      <a:ext cx="2811603" cy="2247132"/>
+                    </a:xfrm>
+                    <a:prstGeom prst="rect">
+                      <a:avLst/>
+                    </a:prstGeom>
+                  </pic:spPr>
+                </pic:pic>
+              </a:graphicData>
+            </a:graphic>
+          </wp:inline>
+        </w:drawing>
+      </w:r>
+    </w:p>
+    <w:p>
+      <w:r>
+        <w:tab/>
+      </w:r>
+      <w:proofErr w:type="spellStart"/>
+      <w:r>
+        <w:rPr>
+          <w:rFonts w:hint="eastAsia"/>
+        </w:rPr>
+        <w:t>B</w:t>
+      </w:r>
+      <w:r>
+        <w:t>.warm</w:t>
+      </w:r>
+      <w:proofErr w:type="spellEnd"/>
+      <w:r>
+        <w:t xml:space="preserve"> up:先变大后变小</w:t>
+      </w:r>
+    </w:p>
+    <w:p>
+      <w:r>
+        <w:lastRenderedPageBreak/>
+        <w:tab/>
+      </w:r>
+      <w:r>
+        <w:tab/>
+      </w:r>
+      <w:r>
+        <w:drawing>
+          <wp:inline distT="0" distB="0" distL="0" distR="0" wp14:anchorId="6893190F" wp14:editId="39C406B6">
+            <wp:extent cx="2184337" cy="1447515"/>
+            <wp:effectExtent l="0" t="0" r="6985" b="635"/>
+            <wp:docPr id="1962514139" name="图片 1"/>
+            <wp:cNvGraphicFramePr>
+              <a:graphicFrameLocks xmlns:a="http://schemas.openxmlformats.org/drawingml/2006/main" noChangeAspect="1"/>
+            </wp:cNvGraphicFramePr>
+            <a:graphic xmlns:a="http://schemas.openxmlformats.org/drawingml/2006/main">
+              <a:graphicData uri="http://schemas.openxmlformats.org/drawingml/2006/picture">
+                <pic:pic xmlns:pic="http://schemas.openxmlformats.org/drawingml/2006/picture">
+                  <pic:nvPicPr>
+                    <pic:cNvPr id="1962514139" name=""/>
+                    <pic:cNvPicPr/>
+                  </pic:nvPicPr>
+                  <pic:blipFill>
+                    <a:blip r:embed="rId40"/>
+                    <a:stretch>
+                      <a:fillRect/>
+                    </a:stretch>
+                  </pic:blipFill>
+                  <pic:spPr>
+                    <a:xfrm>
+                      <a:off x="0" y="0"/>
+                      <a:ext cx="2195606" cy="1454983"/>
+                    </a:xfrm>
+                    <a:prstGeom prst="rect">
+                      <a:avLst/>
+                    </a:prstGeom>
+                  </pic:spPr>
+                </pic:pic>
+              </a:graphicData>
+            </a:graphic>
+          </wp:inline>
+        </w:drawing>
+      </w:r>
+    </w:p>
+    <w:p>
+      <w:pPr>
+        <w:pStyle w:val="a9"/>
+        <w:numPr>
+          <w:ilvl w:val="0"/>
+          <w:numId w:val="3"/>
+        </w:numPr>
+        <w:rPr>
+          <w:b/>
+          <w:bCs/>
+        </w:rPr>
+      </w:pPr>
+      <w:r>
+        <w:rPr>
+          <w:b/>
+          <w:bCs/>
+        </w:rPr>
+        <w:t>总结</w:t>
+      </w:r>
+    </w:p>
+    <w:p>
+      <w:pPr>
+        <w:pStyle w:val="a9"/>
+        <w:widowControl/>
+        <w:spacing w:before="150" w:after="150" w:line="240" w:lineRule="auto"/>
+        <w:ind w:left="360"/>
+        <w:rPr>
+          <w:rFonts w:ascii="宋体" w:eastAsia="宋体" w:hAnsi="宋体" w:cs="宋体"/>
+          <w:kern w:val="0"/>
+          <w:sz w:val="24"/>
+          <w14:ligatures w14:val="none"/>
+        </w:rPr>
+      </w:pPr>
+      <w:r>
+        <w:rPr>
+          <w:rFonts w:ascii="宋体" w:eastAsia="宋体" w:hAnsi="宋体" w:cs="宋体"/>
+          <w:kern w:val="0"/>
+          <w:sz w:val="24"/>
+          <w14:ligatures w14:val="none"/>
+        </w:rPr>
+        <w:t>momentum考虑方向，σ只考虑大小，所以二者不冲突/抵消</w:t>
+      </w:r>
+    </w:p>
+    <w:p>
+      <w:pPr>
+        <w:pStyle w:val="a9"/>
+        <w:ind w:left="360"/>
+        <w:rPr>
+          <w:rFonts w:hint="eastAsia"/>
         </w:rPr>
       </w:pPr>
     </w:p>
@@ -2866,6 +3801,96 @@
     </w:lvl>
   </w:abstractNum>
   <w:abstractNum w:abstractNumId="1" w15:restartNumberingAfterBreak="0">
+    <w:nsid w:val="03C558E5"/>
+    <w:multiLevelType w:val="hybridMultilevel"/>
+    <w:tmpl w:val="387A1E0C"/>
+    <w:lvl w:ilvl="0" w:tplc="EEEC84CE">
+      <w:start w:val="1"/>
+      <w:numFmt w:val="decimal"/>
+      <w:lvlText w:val="%1."/>
+      <w:lvlJc w:val="left"/>
+      <w:pPr>
+        <w:ind w:left="360" w:hanging="360"/>
+      </w:pPr>
+      <w:rPr>
+        <w:rFonts w:hint="default"/>
+        <w:b w:val="0"/>
+      </w:rPr>
+    </w:lvl>
+    <w:lvl w:ilvl="1" w:tplc="04090019" w:tentative="1">
+      <w:start w:val="1"/>
+      <w:numFmt w:val="lowerLetter"/>
+      <w:lvlText w:val="%2)"/>
+      <w:lvlJc w:val="left"/>
+      <w:pPr>
+        <w:ind w:left="880" w:hanging="440"/>
+      </w:pPr>
+    </w:lvl>
+    <w:lvl w:ilvl="2" w:tplc="0409001B" w:tentative="1">
+      <w:start w:val="1"/>
+      <w:numFmt w:val="lowerRoman"/>
+      <w:lvlText w:val="%3."/>
+      <w:lvlJc w:val="right"/>
+      <w:pPr>
+        <w:ind w:left="1320" w:hanging="440"/>
+      </w:pPr>
+    </w:lvl>
+    <w:lvl w:ilvl="3" w:tplc="0409000F" w:tentative="1">
+      <w:start w:val="1"/>
+      <w:numFmt w:val="decimal"/>
+      <w:lvlText w:val="%4."/>
+      <w:lvlJc w:val="left"/>
+      <w:pPr>
+        <w:ind w:left="1760" w:hanging="440"/>
+      </w:pPr>
+    </w:lvl>
+    <w:lvl w:ilvl="4" w:tplc="04090019" w:tentative="1">
+      <w:start w:val="1"/>
+      <w:numFmt w:val="lowerLetter"/>
+      <w:lvlText w:val="%5)"/>
+      <w:lvlJc w:val="left"/>
+      <w:pPr>
+        <w:ind w:left="2200" w:hanging="440"/>
+      </w:pPr>
+    </w:lvl>
+    <w:lvl w:ilvl="5" w:tplc="0409001B" w:tentative="1">
+      <w:start w:val="1"/>
+      <w:numFmt w:val="lowerRoman"/>
+      <w:lvlText w:val="%6."/>
+      <w:lvlJc w:val="right"/>
+      <w:pPr>
+        <w:ind w:left="2640" w:hanging="440"/>
+      </w:pPr>
+    </w:lvl>
+    <w:lvl w:ilvl="6" w:tplc="0409000F" w:tentative="1">
+      <w:start w:val="1"/>
+      <w:numFmt w:val="decimal"/>
+      <w:lvlText w:val="%7."/>
+      <w:lvlJc w:val="left"/>
+      <w:pPr>
+        <w:ind w:left="3080" w:hanging="440"/>
+      </w:pPr>
+    </w:lvl>
+    <w:lvl w:ilvl="7" w:tplc="04090019" w:tentative="1">
+      <w:start w:val="1"/>
+      <w:numFmt w:val="lowerLetter"/>
+      <w:lvlText w:val="%8)"/>
+      <w:lvlJc w:val="left"/>
+      <w:pPr>
+        <w:ind w:left="3520" w:hanging="440"/>
+      </w:pPr>
+    </w:lvl>
+    <w:lvl w:ilvl="8" w:tplc="0409001B" w:tentative="1">
+      <w:start w:val="1"/>
+      <w:numFmt w:val="lowerRoman"/>
+      <w:lvlText w:val="%9."/>
+      <w:lvlJc w:val="right"/>
+      <w:pPr>
+        <w:ind w:left="3960" w:hanging="440"/>
+      </w:pPr>
+    </w:lvl>
+  </w:abstractNum>
+  <w:abstractNum w:abstractNumId="2" w15:restartNumberingAfterBreak="0">
     <w:nsid w:val="0B3D6112"/>
     <w:multiLevelType w:val="hybridMultilevel"/>
     <w:tmpl w:val="E1064116"/>
@@ -2954,7 +3979,7 @@
       </w:pPr>
     </w:lvl>
   </w:abstractNum>
-  <w:abstractNum w:abstractNumId="2" w15:restartNumberingAfterBreak="0">
+  <w:abstractNum w:abstractNumId="3" w15:restartNumberingAfterBreak="0">
     <w:nsid w:val="1F1E7B65"/>
     <w:multiLevelType w:val="hybridMultilevel"/>
     <w:tmpl w:val="383CA3B8"/>
@@ -3043,7 +4068,96 @@
       </w:pPr>
     </w:lvl>
   </w:abstractNum>
-  <w:abstractNum w:abstractNumId="3" w15:restartNumberingAfterBreak="0">
+  <w:abstractNum w:abstractNumId="4" w15:restartNumberingAfterBreak="0">
+    <w:nsid w:val="2D0A1A6A"/>
+    <w:multiLevelType w:val="hybridMultilevel"/>
+    <w:tmpl w:val="999A1CAC"/>
+    <w:lvl w:ilvl="0" w:tplc="20BC344C">
+      <w:start w:val="1"/>
+      <w:numFmt w:val="upperLetter"/>
+      <w:lvlText w:val="%1．"/>
+      <w:lvlJc w:val="left"/>
+      <w:pPr>
+        <w:ind w:left="720" w:hanging="360"/>
+      </w:pPr>
+      <w:rPr>
+        <w:rFonts w:hint="default"/>
+      </w:rPr>
+    </w:lvl>
+    <w:lvl w:ilvl="1" w:tplc="04090019" w:tentative="1">
+      <w:start w:val="1"/>
+      <w:numFmt w:val="lowerLetter"/>
+      <w:lvlText w:val="%2)"/>
+      <w:lvlJc w:val="left"/>
+      <w:pPr>
+        <w:ind w:left="1240" w:hanging="440"/>
+      </w:pPr>
+    </w:lvl>
+    <w:lvl w:ilvl="2" w:tplc="0409001B" w:tentative="1">
+      <w:start w:val="1"/>
+      <w:numFmt w:val="lowerRoman"/>
+      <w:lvlText w:val="%3."/>
+      <w:lvlJc w:val="right"/>
+      <w:pPr>
+        <w:ind w:left="1680" w:hanging="440"/>
+      </w:pPr>
+    </w:lvl>
+    <w:lvl w:ilvl="3" w:tplc="0409000F" w:tentative="1">
+      <w:start w:val="1"/>
+      <w:numFmt w:val="decimal"/>
+      <w:lvlText w:val="%4."/>
+      <w:lvlJc w:val="left"/>
+      <w:pPr>
+        <w:ind w:left="2120" w:hanging="440"/>
+      </w:pPr>
+    </w:lvl>
+    <w:lvl w:ilvl="4" w:tplc="04090019" w:tentative="1">
+      <w:start w:val="1"/>
+      <w:numFmt w:val="lowerLetter"/>
+      <w:lvlText w:val="%5)"/>
+      <w:lvlJc w:val="left"/>
+      <w:pPr>
+        <w:ind w:left="2560" w:hanging="440"/>
+      </w:pPr>
+    </w:lvl>
+    <w:lvl w:ilvl="5" w:tplc="0409001B" w:tentative="1">
+      <w:start w:val="1"/>
+      <w:numFmt w:val="lowerRoman"/>
+      <w:lvlText w:val="%6."/>
+      <w:lvlJc w:val="right"/>
+      <w:pPr>
+        <w:ind w:left="3000" w:hanging="440"/>
+      </w:pPr>
+    </w:lvl>
+    <w:lvl w:ilvl="6" w:tplc="0409000F" w:tentative="1">
+      <w:start w:val="1"/>
+      <w:numFmt w:val="decimal"/>
+      <w:lvlText w:val="%7."/>
+      <w:lvlJc w:val="left"/>
+      <w:pPr>
+        <w:ind w:left="3440" w:hanging="440"/>
+      </w:pPr>
+    </w:lvl>
+    <w:lvl w:ilvl="7" w:tplc="04090019" w:tentative="1">
+      <w:start w:val="1"/>
+      <w:numFmt w:val="lowerLetter"/>
+      <w:lvlText w:val="%8)"/>
+      <w:lvlJc w:val="left"/>
+      <w:pPr>
+        <w:ind w:left="3880" w:hanging="440"/>
+      </w:pPr>
+    </w:lvl>
+    <w:lvl w:ilvl="8" w:tplc="0409001B" w:tentative="1">
+      <w:start w:val="1"/>
+      <w:numFmt w:val="lowerRoman"/>
+      <w:lvlText w:val="%9."/>
+      <w:lvlJc w:val="right"/>
+      <w:pPr>
+        <w:ind w:left="4320" w:hanging="440"/>
+      </w:pPr>
+    </w:lvl>
+  </w:abstractNum>
+  <w:abstractNum w:abstractNumId="5" w15:restartNumberingAfterBreak="0">
     <w:nsid w:val="6C1660BF"/>
     <w:multiLevelType w:val="hybridMultilevel"/>
     <w:tmpl w:val="0A9C4EEE"/>
@@ -3132,7 +4246,7 @@
       </w:pPr>
     </w:lvl>
   </w:abstractNum>
-  <w:abstractNum w:abstractNumId="4" w15:restartNumberingAfterBreak="0">
+  <w:abstractNum w:abstractNumId="6" w15:restartNumberingAfterBreak="0">
     <w:nsid w:val="7BD037ED"/>
     <w:multiLevelType w:val="hybridMultilevel"/>
     <w:tmpl w:val="D4E4BE34"/>
@@ -3222,19 +4336,25 @@
     </w:lvl>
   </w:abstractNum>
   <w:num w:numId="1" w16cid:durableId="886259279">
-    <w:abstractNumId w:val="4"/>
+    <w:abstractNumId w:val="6"/>
   </w:num>
   <w:num w:numId="2" w16cid:durableId="202060631">
     <w:abstractNumId w:val="0"/>
   </w:num>
   <w:num w:numId="3" w16cid:durableId="488398772">
+    <w:abstractNumId w:val="2"/>
+  </w:num>
+  <w:num w:numId="4" w16cid:durableId="977540395">
+    <w:abstractNumId w:val="3"/>
+  </w:num>
+  <w:num w:numId="5" w16cid:durableId="1872762437">
+    <w:abstractNumId w:val="5"/>
+  </w:num>
+  <w:num w:numId="6" w16cid:durableId="751239200">
     <w:abstractNumId w:val="1"/>
   </w:num>
-  <w:num w:numId="4" w16cid:durableId="977540395">
-    <w:abstractNumId w:val="2"/>
-  </w:num>
-  <w:num w:numId="5" w16cid:durableId="1872762437">
-    <w:abstractNumId w:val="3"/>
+  <w:num w:numId="7" w16cid:durableId="1282106905">
+    <w:abstractNumId w:val="4"/>
   </w:num>
 </w:numbering>
 </file>
